--- a/IF11C/plusd/resources/Kanban/KanbanHandout.docx
+++ b/IF11C/plusd/resources/Kanban/KanbanHandout.docx
@@ -4,13 +4,15 @@
   <w:body>
     <w:p>
       <w:pPr>
-        <w:pStyle w:val="Title"/>
-        <w:rPr>
+        <w:pStyle w:val="Titel"/>
+        <w:rPr>
+          <w:rFonts w:asciiTheme="minorHAnsi" w:hAnsiTheme="minorHAnsi" w:cstheme="minorHAnsi"/>
           <w:b/>
         </w:rPr>
       </w:pPr>
       <w:r>
         <w:rPr>
+          <w:rFonts w:asciiTheme="minorHAnsi" w:hAnsiTheme="minorHAnsi" w:cstheme="minorHAnsi"/>
           <w:b/>
         </w:rPr>
         <w:t>Kanban</w:t>
@@ -18,108 +20,231 @@
     </w:p>
     <w:p>
       <w:pPr>
-        <w:pStyle w:val="Heading1"/>
-      </w:pPr>
-      <w:r>
+        <w:pStyle w:val="berschrift1"/>
+        <w:rPr>
+          <w:rFonts w:asciiTheme="minorHAnsi" w:hAnsiTheme="minorHAnsi" w:cstheme="minorHAnsi"/>
+        </w:rPr>
+      </w:pPr>
+      <w:r>
+        <w:rPr>
+          <w:rFonts w:asciiTheme="minorHAnsi" w:hAnsiTheme="minorHAnsi" w:cstheme="minorHAnsi"/>
+        </w:rPr>
         <w:t>Ursprünge</w:t>
       </w:r>
     </w:p>
     <w:p>
-      <w:r>
+      <w:pPr>
+        <w:rPr>
+          <w:rFonts w:cstheme="minorHAnsi"/>
+        </w:rPr>
+      </w:pPr>
+      <w:r>
+        <w:rPr>
+          <w:rFonts w:cstheme="minorHAnsi"/>
+        </w:rPr>
         <w:t xml:space="preserve">Das Wort Kanban stammt ursprünglich aus Japan und bedeutet Signalkarte. </w:t>
       </w:r>
       <w:r>
-        <w:t xml:space="preserve">Das Vorgehen wurde ursprünglich von Toyota entwickelt, um den Materialfluss in der Produktion zu optimieren. Ziel war es, gleichzeitig den Vorrat von Produktionsmaterialien zu minimieren, Nachschub zu garantieren und Engpässe aufgrund zu vieler Bestellungen zu vermeiden. Das Ergebnis war das Vorgehensmodell </w:t>
-      </w:r>
-      <w:r>
-        <w:rPr>
+        <w:rPr>
+          <w:rFonts w:cstheme="minorHAnsi"/>
+        </w:rPr>
+        <w:t xml:space="preserve">Das Vorgehen wurde von Toyota entwickelt, um den Materialfluss in der Produktion zu optimieren. Ziel war es, gleichzeitig den Vorrat von Produktionsmaterialien zu minimieren, Nachschub zu garantieren und Engpässe aufgrund zu vieler Bestellungen zu vermeiden. Das Ergebnis war das Vorgehensmodell </w:t>
+      </w:r>
+      <w:r>
+        <w:rPr>
+          <w:rFonts w:cstheme="minorHAnsi"/>
           <w:b/>
         </w:rPr>
         <w:t>Kanban</w:t>
       </w:r>
       <w:r>
+        <w:rPr>
+          <w:rFonts w:cstheme="minorHAnsi"/>
+        </w:rPr>
         <w:t xml:space="preserve">, das über die sogenannte </w:t>
       </w:r>
       <w:r>
         <w:rPr>
+          <w:rFonts w:cstheme="minorHAnsi"/>
           <w:b/>
         </w:rPr>
         <w:t>Pull-Methode</w:t>
       </w:r>
       <w:r>
+        <w:rPr>
+          <w:rFonts w:cstheme="minorHAnsi"/>
+        </w:rPr>
         <w:t xml:space="preserve"> agiert; hierbei wird erst Nachschub angefordert, wenn der aktuelle knapp wird.</w:t>
       </w:r>
       <w:r>
+        <w:rPr>
+          <w:rFonts w:cstheme="minorHAnsi"/>
+        </w:rPr>
         <w:br/>
         <w:t>Das Prinzip der Vorgehensweise wurde anschließend von Microsoft aufgenommen und an das IT-Projektmanagement angepasst.</w:t>
       </w:r>
     </w:p>
     <w:p>
       <w:pPr>
-        <w:pStyle w:val="Heading1"/>
-      </w:pPr>
-      <w:r>
+        <w:pStyle w:val="berschrift1"/>
+        <w:rPr>
+          <w:rFonts w:asciiTheme="minorHAnsi" w:hAnsiTheme="minorHAnsi" w:cstheme="minorHAnsi"/>
+        </w:rPr>
+      </w:pPr>
+      <w:r>
+        <w:rPr>
+          <w:rFonts w:asciiTheme="minorHAnsi" w:hAnsiTheme="minorHAnsi" w:cstheme="minorHAnsi"/>
+        </w:rPr>
         <w:t>Funktionsweise</w:t>
       </w:r>
     </w:p>
     <w:p>
-      <w:r>
+      <w:pPr>
+        <w:rPr>
+          <w:rFonts w:cstheme="minorHAnsi"/>
+        </w:rPr>
+      </w:pPr>
+      <w:r>
+        <w:rPr>
+          <w:rFonts w:cstheme="minorHAnsi"/>
+        </w:rPr>
         <w:t>Visualisierung des Projekts anhand eines Kanban-Boards, das dauerhaft allen Mitarbeitern zur Verfügung steht, um das Projekt so klar, transparent und einfach wie möglich darzustellen.</w:t>
       </w:r>
       <w:r>
+        <w:rPr>
+          <w:rFonts w:cstheme="minorHAnsi"/>
+        </w:rPr>
         <w:br/>
         <w:t>Hierzu kann eine Pinnwand, ein Magnetboard oder ein Monitor verwendet werden.</w:t>
       </w:r>
     </w:p>
     <w:p>
-      <w:r>
-        <w:t xml:space="preserve">Eine Priorisierung der Aufträge ist </w:t>
-      </w:r>
-      <w:r>
+      <w:pPr>
+        <w:rPr>
+          <w:rFonts w:cstheme="minorHAnsi"/>
+        </w:rPr>
+      </w:pPr>
+      <w:r>
+        <w:rPr>
+          <w:rFonts w:cstheme="minorHAnsi"/>
+        </w:rPr>
+        <w:t xml:space="preserve">Generell dürfen Karten nur von links nach rechts gezogen werden, </w:t>
+      </w:r>
+      <w:r>
+        <w:rPr>
+          <w:rFonts w:cstheme="minorHAnsi"/>
+        </w:rPr>
+        <w:t xml:space="preserve">nicht von rechts nach links. Um Überarbeitung/Überladung einer Stage oder eines Teams zu vermeiden, müssen Kartenlimits für einzelne Spalten festgelegt werden, sogenannte </w:t>
+      </w:r>
+      <w:r>
+        <w:rPr>
+          <w:rFonts w:cstheme="minorHAnsi"/>
+          <w:b/>
+        </w:rPr>
+        <w:t>Work-In-Progress-Limits</w:t>
+      </w:r>
+      <w:r>
+        <w:rPr>
+          <w:rFonts w:cstheme="minorHAnsi"/>
+        </w:rPr>
+        <w:t xml:space="preserve">. </w:t>
+      </w:r>
+    </w:p>
+    <w:p>
+      <w:pPr>
+        <w:rPr>
+          <w:rFonts w:cstheme="minorHAnsi"/>
+        </w:rPr>
+      </w:pPr>
+      <w:r>
+        <w:rPr>
+          <w:rFonts w:cstheme="minorHAnsi"/>
+        </w:rPr>
+        <w:t xml:space="preserve">Eine </w:t>
+      </w:r>
+      <w:r>
+        <w:rPr>
+          <w:rFonts w:cstheme="minorHAnsi"/>
+          <w:b/>
+        </w:rPr>
+        <w:t>Priorisierung</w:t>
+      </w:r>
+      <w:r>
+        <w:rPr>
+          <w:rFonts w:cstheme="minorHAnsi"/>
+        </w:rPr>
+        <w:t xml:space="preserve"> der Aufträge ist </w:t>
+      </w:r>
+      <w:r>
+        <w:rPr>
+          <w:rFonts w:cstheme="minorHAnsi"/>
+        </w:rPr>
         <w:t>durch eine Zusatznotiz auf der jeweiligen Auftragskarte möglich, meist „</w:t>
       </w:r>
       <w:proofErr w:type="spellStart"/>
       <w:r>
+        <w:rPr>
+          <w:rFonts w:cstheme="minorHAnsi"/>
+        </w:rPr>
         <w:t>Fastlane</w:t>
       </w:r>
       <w:proofErr w:type="spellEnd"/>
       <w:r>
+        <w:rPr>
+          <w:rFonts w:cstheme="minorHAnsi"/>
+        </w:rPr>
         <w:t>“ oder „</w:t>
       </w:r>
       <w:proofErr w:type="spellStart"/>
       <w:r>
+        <w:rPr>
+          <w:rFonts w:cstheme="minorHAnsi"/>
+        </w:rPr>
         <w:t>Swimmlane</w:t>
       </w:r>
       <w:proofErr w:type="spellEnd"/>
       <w:r>
+        <w:rPr>
+          <w:rFonts w:cstheme="minorHAnsi"/>
+        </w:rPr>
         <w:t xml:space="preserve">“. Zudem werden zeitintensivere Aufträge meist weiter oben in der Spalte angeordnet, somit kann sich schnell ein Überblick über </w:t>
       </w:r>
       <w:r>
+        <w:rPr>
+          <w:rFonts w:cstheme="minorHAnsi"/>
+        </w:rPr>
         <w:t>die Prioritäten verschafft werden.</w:t>
       </w:r>
     </w:p>
     <w:p>
-      <w:r>
-        <w:t xml:space="preserve">Weitere Regeln können und müssen </w:t>
-      </w:r>
-    </w:p>
-    <w:p>
-      <w:pPr>
-        <w:pStyle w:val="Heading2"/>
-      </w:pPr>
-      <w:r>
+      <w:pPr>
+        <w:pStyle w:val="berschrift1"/>
+        <w:rPr>
+          <w:rFonts w:asciiTheme="minorHAnsi" w:hAnsiTheme="minorHAnsi" w:cstheme="minorHAnsi"/>
+        </w:rPr>
+      </w:pPr>
+      <w:r>
+        <w:rPr>
+          <w:rFonts w:asciiTheme="minorHAnsi" w:hAnsiTheme="minorHAnsi" w:cstheme="minorHAnsi"/>
+        </w:rPr>
         <w:t>Kanban-Boards</w:t>
       </w:r>
     </w:p>
     <w:p>
-      <w:r>
-        <w:rPr>
+      <w:pPr>
+        <w:rPr>
+          <w:rFonts w:cstheme="minorHAnsi"/>
+        </w:rPr>
+      </w:pPr>
+      <w:r>
+        <w:rPr>
+          <w:rFonts w:cstheme="minorHAnsi"/>
           <w:noProof/>
         </w:rPr>
         <w:drawing>
-          <wp:inline distT="0" distB="0" distL="0" distR="0" wp14:anchorId="094B6386" wp14:editId="2ADFF6EC">
+          <wp:inline distT="0" distB="0" distL="0" distR="0" wp14:anchorId="094B6386" wp14:editId="04A79DC3">
             <wp:extent cx="5760720" cy="2711450"/>
-            <wp:effectExtent l="0" t="0" r="0" b="0"/>
+            <wp:effectExtent l="0" t="0" r="0" b="6985"/>
             <wp:docPr id="3" name="Grafik 3"/>
             <wp:cNvGraphicFramePr>
               <a:graphicFrameLocks xmlns:a="http://schemas.openxmlformats.org/drawingml/2006/main" noChangeAspect="1"/>
@@ -132,7 +257,7 @@
                     <pic:cNvPicPr/>
                   </pic:nvPicPr>
                   <pic:blipFill>
-                    <a:blip r:embed="rId7">
+                    <a:blip r:embed="rId8">
                       <a:extLst>
                         <a:ext uri="{28A0092B-C50C-407E-A947-70E740481C1C}">
                           <a14:useLocalDpi xmlns:a14="http://schemas.microsoft.com/office/drawing/2010/main" val="0"/>
@@ -160,262 +285,764 @@
       </w:r>
     </w:p>
     <w:p>
-      <w:r>
-        <w:t>K</w:t>
-      </w:r>
-      <w:r>
-        <w:t xml:space="preserve">anban-Boards besitzen für Teams oftmals mehrere Spalten, bspw. </w:t>
-      </w:r>
-      <w:r>
-        <w:rPr>
-          <w:highlight w:val="yellow"/>
-        </w:rPr>
-        <w:t xml:space="preserve">Für </w:t>
-      </w:r>
-      <w:r>
-        <w:rPr>
-          <w:highlight w:val="yellow"/>
+      <w:pPr>
+        <w:pStyle w:val="Listenabsatz"/>
+        <w:numPr>
+          <w:ilvl w:val="0"/>
+          <w:numId w:val="2"/>
+        </w:numPr>
+        <w:rPr>
+          <w:rFonts w:cstheme="minorHAnsi"/>
+          <w:lang w:val="en-US"/>
+        </w:rPr>
+      </w:pPr>
+      <w:r>
+        <w:rPr>
+          <w:rFonts w:cstheme="minorHAnsi"/>
+          <w:lang w:val="en-US"/>
+        </w:rPr>
+        <w:t>Pro Stage (</w:t>
+      </w:r>
+      <w:proofErr w:type="spellStart"/>
+      <w:r>
+        <w:rPr>
+          <w:rFonts w:cstheme="minorHAnsi"/>
+          <w:lang w:val="en-US"/>
+        </w:rPr>
+        <w:t>z.B.</w:t>
+      </w:r>
+      <w:proofErr w:type="spellEnd"/>
+      <w:r>
+        <w:rPr>
+          <w:rFonts w:cstheme="minorHAnsi"/>
+          <w:lang w:val="en-US"/>
+        </w:rPr>
+        <w:t xml:space="preserve">, </w:t>
+      </w:r>
+      <w:r>
+        <w:rPr>
+          <w:rFonts w:cstheme="minorHAnsi"/>
+          <w:lang w:val="en-US"/>
+        </w:rPr>
+        <w:t>To Do</w:t>
+      </w:r>
+      <w:r>
+        <w:rPr>
+          <w:rFonts w:cstheme="minorHAnsi"/>
+          <w:lang w:val="en-US"/>
+        </w:rPr>
+        <w:t>, In Progress, Do</w:t>
+      </w:r>
+      <w:r>
+        <w:rPr>
+          <w:rFonts w:cstheme="minorHAnsi"/>
+          <w:lang w:val="en-US"/>
+        </w:rPr>
+        <w:t>ne</w:t>
+      </w:r>
+      <w:r>
+        <w:rPr>
+          <w:rFonts w:cstheme="minorHAnsi"/>
+          <w:lang w:val="en-US"/>
+        </w:rPr>
+        <w:t xml:space="preserve">) </w:t>
+      </w:r>
+      <w:proofErr w:type="spellStart"/>
+      <w:r>
+        <w:rPr>
+          <w:rFonts w:cstheme="minorHAnsi"/>
+          <w:lang w:val="en-US"/>
+        </w:rPr>
+        <w:t>eine</w:t>
+      </w:r>
+      <w:proofErr w:type="spellEnd"/>
+      <w:r>
+        <w:rPr>
+          <w:rFonts w:cstheme="minorHAnsi"/>
+          <w:lang w:val="en-US"/>
+        </w:rPr>
+        <w:t xml:space="preserve"> </w:t>
+      </w:r>
+      <w:proofErr w:type="spellStart"/>
+      <w:r>
+        <w:rPr>
+          <w:rFonts w:cstheme="minorHAnsi"/>
+          <w:lang w:val="en-US"/>
+        </w:rPr>
+        <w:t>Spalte</w:t>
+      </w:r>
+      <w:proofErr w:type="spellEnd"/>
+    </w:p>
+    <w:p>
+      <w:pPr>
+        <w:pStyle w:val="Listenabsatz"/>
+        <w:numPr>
+          <w:ilvl w:val="0"/>
+          <w:numId w:val="2"/>
+        </w:numPr>
+        <w:rPr>
+          <w:rFonts w:cstheme="minorHAnsi"/>
+        </w:rPr>
+      </w:pPr>
+      <w:r>
+        <w:rPr>
+          <w:rFonts w:cstheme="minorHAnsi"/>
+        </w:rPr>
+        <w:t>Mehrere Spalten</w:t>
+      </w:r>
+      <w:r>
+        <w:rPr>
+          <w:rFonts w:cstheme="minorHAnsi"/>
+        </w:rPr>
+        <w:t xml:space="preserve"> pro Team/Stage möglich</w:t>
+      </w:r>
+      <w:r>
+        <w:rPr>
+          <w:rFonts w:cstheme="minorHAnsi"/>
+        </w:rPr>
+        <w:t xml:space="preserve">, z.B. für </w:t>
+      </w:r>
+      <w:proofErr w:type="spellStart"/>
+      <w:r>
+        <w:rPr>
+          <w:rFonts w:cstheme="minorHAnsi"/>
+        </w:rPr>
+        <w:t>Doing</w:t>
+      </w:r>
+      <w:proofErr w:type="spellEnd"/>
+      <w:r>
+        <w:rPr>
+          <w:rFonts w:cstheme="minorHAnsi"/>
+        </w:rPr>
+        <w:t xml:space="preserve"> &amp; </w:t>
+      </w:r>
+      <w:proofErr w:type="spellStart"/>
+      <w:r>
+        <w:rPr>
+          <w:rFonts w:cstheme="minorHAnsi"/>
+        </w:rPr>
+        <w:t>Done</w:t>
+      </w:r>
+      <w:proofErr w:type="spellEnd"/>
+      <w:r>
+        <w:rPr>
+          <w:rFonts w:cstheme="minorHAnsi"/>
+        </w:rPr>
+        <w:t xml:space="preserve">, oder </w:t>
+      </w:r>
+      <w:r>
+        <w:rPr>
+          <w:rFonts w:cstheme="minorHAnsi"/>
         </w:rPr>
         <w:t>Working</w:t>
       </w:r>
       <w:r>
         <w:rPr>
-          <w:highlight w:val="yellow"/>
-        </w:rPr>
-        <w:t xml:space="preserve"> and </w:t>
+          <w:rFonts w:cstheme="minorHAnsi"/>
+        </w:rPr>
+        <w:t xml:space="preserve"> &amp; </w:t>
+      </w:r>
+      <w:r>
+        <w:rPr>
+          <w:rFonts w:cstheme="minorHAnsi"/>
+        </w:rPr>
+        <w:t>Waiting</w:t>
+      </w:r>
+    </w:p>
+    <w:p>
+      <w:pPr>
+        <w:pStyle w:val="Listenabsatz"/>
+        <w:numPr>
+          <w:ilvl w:val="0"/>
+          <w:numId w:val="2"/>
+        </w:numPr>
+        <w:rPr>
+          <w:rFonts w:cstheme="minorHAnsi"/>
+        </w:rPr>
+      </w:pPr>
+      <w:r>
+        <w:rPr>
+          <w:rFonts w:cstheme="minorHAnsi"/>
+        </w:rPr>
+        <w:t>Limitierung der Karten in der Working</w:t>
+      </w:r>
+      <w:r>
+        <w:rPr>
+          <w:rFonts w:cstheme="minorHAnsi"/>
+        </w:rPr>
+        <w:t>/</w:t>
       </w:r>
       <w:proofErr w:type="spellStart"/>
       <w:r>
         <w:rPr>
-          <w:highlight w:val="yellow"/>
+          <w:rFonts w:cstheme="minorHAnsi"/>
+        </w:rPr>
+        <w:t>Doing</w:t>
+      </w:r>
+      <w:proofErr w:type="spellEnd"/>
+      <w:r>
+        <w:rPr>
+          <w:rFonts w:cstheme="minorHAnsi"/>
+        </w:rPr>
+        <w:t>-Spalte</w:t>
+      </w:r>
+    </w:p>
+    <w:p>
+      <w:pPr>
+        <w:pStyle w:val="Listenabsatz"/>
+        <w:numPr>
+          <w:ilvl w:val="0"/>
+          <w:numId w:val="2"/>
+        </w:numPr>
+        <w:rPr>
+          <w:rFonts w:cstheme="minorHAnsi"/>
+        </w:rPr>
+      </w:pPr>
+      <w:r>
+        <w:rPr>
+          <w:rFonts w:cstheme="minorHAnsi"/>
+        </w:rPr>
+        <w:t>Pull-Prinzip -&gt; Karten werden erst dann in Working</w:t>
+      </w:r>
+      <w:r>
+        <w:rPr>
+          <w:rFonts w:cstheme="minorHAnsi"/>
+        </w:rPr>
+        <w:t>/</w:t>
+      </w:r>
+      <w:proofErr w:type="spellStart"/>
+      <w:r>
+        <w:rPr>
+          <w:rFonts w:cstheme="minorHAnsi"/>
+        </w:rPr>
+        <w:t>Doing</w:t>
+      </w:r>
+      <w:proofErr w:type="spellEnd"/>
+      <w:r>
+        <w:rPr>
+          <w:rFonts w:cstheme="minorHAnsi"/>
+        </w:rPr>
+        <w:t xml:space="preserve">-Spalte gezogen wenn </w:t>
+      </w:r>
+      <w:r>
+        <w:rPr>
+          <w:rFonts w:cstheme="minorHAnsi"/>
+        </w:rPr>
+        <w:t>Work-In-Progress-</w:t>
+      </w:r>
+      <w:r>
+        <w:rPr>
+          <w:rFonts w:cstheme="minorHAnsi"/>
+        </w:rPr>
+        <w:t>Limit es zulässt</w:t>
+      </w:r>
+    </w:p>
+    <w:p>
+      <w:pPr>
+        <w:pStyle w:val="Listenabsatz"/>
+        <w:numPr>
+          <w:ilvl w:val="0"/>
+          <w:numId w:val="2"/>
+        </w:numPr>
+        <w:rPr>
+          <w:rFonts w:cstheme="minorHAnsi"/>
+        </w:rPr>
+      </w:pPr>
+      <w:r>
+        <w:rPr>
+          <w:rFonts w:cstheme="minorHAnsi"/>
+        </w:rPr>
+        <w:t xml:space="preserve">Karten in Waiting-Spalte werden bei freiwerdenden Kapazitäten in </w:t>
+      </w:r>
+      <w:proofErr w:type="spellStart"/>
+      <w:r>
+        <w:rPr>
+          <w:rFonts w:cstheme="minorHAnsi"/>
         </w:rPr>
         <w:t>Done</w:t>
       </w:r>
       <w:proofErr w:type="spellEnd"/>
       <w:r>
         <w:rPr>
-          <w:highlight w:val="yellow"/>
-        </w:rPr>
-        <w:t>.</w:t>
-      </w:r>
-      <w:r>
-        <w:t xml:space="preserve"> Hier kommt das Prinzip der Limitierung und das Prinzip des </w:t>
+          <w:rFonts w:cstheme="minorHAnsi"/>
+        </w:rPr>
+        <w:t xml:space="preserve"> gezogen</w:t>
+      </w:r>
+    </w:p>
+    <w:p>
+      <w:pPr>
+        <w:pStyle w:val="Listenabsatz"/>
+        <w:numPr>
+          <w:ilvl w:val="0"/>
+          <w:numId w:val="2"/>
+        </w:numPr>
+        <w:rPr>
+          <w:rFonts w:cstheme="minorHAnsi"/>
+          <w:lang w:val="en-US"/>
+        </w:rPr>
+      </w:pPr>
+      <w:r>
+        <w:rPr>
+          <w:rFonts w:cstheme="minorHAnsi"/>
+          <w:noProof/>
+        </w:rPr>
+        <w:lastRenderedPageBreak/>
+        <w:drawing>
+          <wp:anchor distT="0" distB="0" distL="114300" distR="114300" simplePos="0" relativeHeight="251658240" behindDoc="0" locked="0" layoutInCell="1" allowOverlap="1" wp14:anchorId="60FBFFEB" wp14:editId="6EDB973A">
+            <wp:simplePos x="0" y="0"/>
+            <wp:positionH relativeFrom="margin">
+              <wp:posOffset>2538730</wp:posOffset>
+            </wp:positionH>
+            <wp:positionV relativeFrom="paragraph">
+              <wp:posOffset>0</wp:posOffset>
+            </wp:positionV>
+            <wp:extent cx="3305810" cy="1706245"/>
+            <wp:effectExtent l="0" t="0" r="8890" b="8255"/>
+            <wp:wrapSquare wrapText="bothSides"/>
+            <wp:docPr id="1" name="Grafik 1"/>
+            <wp:cNvGraphicFramePr>
+              <a:graphicFrameLocks xmlns:a="http://schemas.openxmlformats.org/drawingml/2006/main" noChangeAspect="1"/>
+            </wp:cNvGraphicFramePr>
+            <a:graphic xmlns:a="http://schemas.openxmlformats.org/drawingml/2006/main">
+              <a:graphicData uri="http://schemas.openxmlformats.org/drawingml/2006/picture">
+                <pic:pic xmlns:pic="http://schemas.openxmlformats.org/drawingml/2006/picture">
+                  <pic:nvPicPr>
+                    <pic:cNvPr id="0" name="Picture 1"/>
+                    <pic:cNvPicPr>
+                      <a:picLocks noChangeAspect="1" noChangeArrowheads="1"/>
+                    </pic:cNvPicPr>
+                  </pic:nvPicPr>
+                  <pic:blipFill>
+                    <a:blip r:embed="rId9" cstate="print">
+                      <a:extLst>
+                        <a:ext uri="{28A0092B-C50C-407E-A947-70E740481C1C}">
+                          <a14:useLocalDpi xmlns:a14="http://schemas.microsoft.com/office/drawing/2010/main" val="0"/>
+                        </a:ext>
+                      </a:extLst>
+                    </a:blip>
+                    <a:srcRect/>
+                    <a:stretch>
+                      <a:fillRect/>
+                    </a:stretch>
+                  </pic:blipFill>
+                  <pic:spPr bwMode="auto">
+                    <a:xfrm>
+                      <a:off x="0" y="0"/>
+                      <a:ext cx="3305810" cy="1706245"/>
+                    </a:xfrm>
+                    <a:prstGeom prst="rect">
+                      <a:avLst/>
+                    </a:prstGeom>
+                    <a:noFill/>
+                    <a:ln>
+                      <a:noFill/>
+                    </a:ln>
+                  </pic:spPr>
+                </pic:pic>
+              </a:graphicData>
+            </a:graphic>
+            <wp14:sizeRelH relativeFrom="margin">
+              <wp14:pctWidth>0</wp14:pctWidth>
+            </wp14:sizeRelH>
+            <wp14:sizeRelV relativeFrom="margin">
+              <wp14:pctHeight>0</wp14:pctHeight>
+            </wp14:sizeRelV>
+          </wp:anchor>
+        </w:drawing>
       </w:r>
       <w:proofErr w:type="spellStart"/>
       <w:r>
-        <w:t>Pulls</w:t>
+        <w:rPr>
+          <w:rFonts w:cstheme="minorHAnsi"/>
+          <w:lang w:val="en-US"/>
+        </w:rPr>
+        <w:t>Freie</w:t>
       </w:r>
       <w:proofErr w:type="spellEnd"/>
       <w:r>
-        <w:t xml:space="preserve"> sehr deutlich zur Geltung. Wenn das Development-Team</w:t>
-      </w:r>
-      <w:r>
-        <w:t xml:space="preserve"> eine Aufgabe fertig gestellt hat, kommt diese </w:t>
-      </w:r>
-      <w:r>
-        <w:rPr>
-          <w:highlight w:val="yellow"/>
-        </w:rPr>
-        <w:t xml:space="preserve">von </w:t>
-      </w:r>
-      <w:r>
-        <w:rPr>
-          <w:highlight w:val="yellow"/>
-        </w:rPr>
-        <w:t>Working</w:t>
-      </w:r>
-      <w:r>
-        <w:rPr>
-          <w:highlight w:val="yellow"/>
-        </w:rPr>
-        <w:t xml:space="preserve"> in </w:t>
+        <w:rPr>
+          <w:rFonts w:cstheme="minorHAnsi"/>
+          <w:lang w:val="en-US"/>
+        </w:rPr>
+        <w:t xml:space="preserve"> </w:t>
       </w:r>
       <w:proofErr w:type="spellStart"/>
       <w:r>
         <w:rPr>
-          <w:highlight w:val="yellow"/>
-        </w:rPr>
-        <w:t>Done</w:t>
+          <w:rFonts w:cstheme="minorHAnsi"/>
+          <w:lang w:val="en-US"/>
+        </w:rPr>
+        <w:t>Gestaltung</w:t>
       </w:r>
       <w:proofErr w:type="spellEnd"/>
       <w:r>
         <w:rPr>
-          <w:highlight w:val="yellow"/>
-        </w:rPr>
-        <w:t>.</w:t>
-      </w:r>
-      <w:r>
-        <w:t xml:space="preserve"> Von hier kann sich das </w:t>
+          <w:rFonts w:cstheme="minorHAnsi"/>
+          <w:lang w:val="en-US"/>
+        </w:rPr>
+        <w:t xml:space="preserve"> des Boards </w:t>
       </w:r>
       <w:proofErr w:type="spellStart"/>
       <w:r>
+        <w:rPr>
+          <w:rFonts w:cstheme="minorHAnsi"/>
+          <w:lang w:val="en-US"/>
+        </w:rPr>
+        <w:t>möglich</w:t>
+      </w:r>
+      <w:proofErr w:type="spellEnd"/>
+      <w:r>
+        <w:rPr>
+          <w:rFonts w:cstheme="minorHAnsi"/>
+          <w:lang w:val="en-US"/>
+        </w:rPr>
+        <w:t xml:space="preserve">, </w:t>
+      </w:r>
+      <w:proofErr w:type="spellStart"/>
+      <w:r>
+        <w:rPr>
+          <w:rFonts w:cstheme="minorHAnsi"/>
+          <w:lang w:val="en-US"/>
+        </w:rPr>
+        <w:t>z.B.</w:t>
+      </w:r>
+      <w:proofErr w:type="spellEnd"/>
+      <w:r>
+        <w:rPr>
+          <w:rFonts w:cstheme="minorHAnsi"/>
+          <w:lang w:val="en-US"/>
+        </w:rPr>
+        <w:t xml:space="preserve"> </w:t>
+      </w:r>
+      <w:proofErr w:type="spellStart"/>
+      <w:r>
+        <w:rPr>
+          <w:rFonts w:cstheme="minorHAnsi"/>
+          <w:lang w:val="en-US"/>
+        </w:rPr>
+        <w:t>auch</w:t>
+      </w:r>
+      <w:proofErr w:type="spellEnd"/>
+      <w:r>
+        <w:rPr>
+          <w:rFonts w:cstheme="minorHAnsi"/>
+          <w:lang w:val="en-US"/>
+        </w:rPr>
+        <w:t>: To-Do, Development (</w:t>
+      </w:r>
+      <w:proofErr w:type="spellStart"/>
+      <w:r>
+        <w:rPr>
+          <w:rFonts w:cstheme="minorHAnsi"/>
+          <w:lang w:val="en-US"/>
+        </w:rPr>
+        <w:t>mit</w:t>
+      </w:r>
+      <w:proofErr w:type="spellEnd"/>
+      <w:r>
+        <w:rPr>
+          <w:rFonts w:cstheme="minorHAnsi"/>
+          <w:lang w:val="en-US"/>
+        </w:rPr>
+        <w:t xml:space="preserve"> Waiting-, Doing-</w:t>
+      </w:r>
+      <w:proofErr w:type="spellStart"/>
+      <w:r>
+        <w:rPr>
+          <w:rFonts w:cstheme="minorHAnsi"/>
+          <w:lang w:val="en-US"/>
+        </w:rPr>
+        <w:t>Spalten</w:t>
+      </w:r>
+      <w:proofErr w:type="spellEnd"/>
+      <w:r>
+        <w:rPr>
+          <w:rFonts w:cstheme="minorHAnsi"/>
+          <w:lang w:val="en-US"/>
+        </w:rPr>
+        <w:t xml:space="preserve">), Testing, Done </w:t>
+      </w:r>
+    </w:p>
+    <w:p>
+      <w:pPr>
+        <w:pStyle w:val="Listenabsatz"/>
+        <w:numPr>
+          <w:ilvl w:val="0"/>
+          <w:numId w:val="2"/>
+        </w:numPr>
+        <w:rPr>
+          <w:rFonts w:cstheme="minorHAnsi"/>
+        </w:rPr>
+      </w:pPr>
+      <w:r>
+        <w:rPr>
+          <w:rFonts w:cstheme="minorHAnsi"/>
+          <w:b/>
+        </w:rPr>
+        <w:t>Ausnahme der Kartenverschiebungsregel:</w:t>
+      </w:r>
+      <w:r>
+        <w:rPr>
+          <w:rFonts w:cstheme="minorHAnsi"/>
+        </w:rPr>
+        <w:t xml:space="preserve"> Karten dürfen, wenn eine </w:t>
+      </w:r>
+      <w:proofErr w:type="spellStart"/>
+      <w:r>
+        <w:rPr>
+          <w:rFonts w:cstheme="minorHAnsi"/>
+        </w:rPr>
         <w:t>Testing</w:t>
       </w:r>
       <w:proofErr w:type="spellEnd"/>
       <w:r>
-        <w:t xml:space="preserve">-Team die Karte in </w:t>
-      </w:r>
-      <w:r>
-        <w:t>Working</w:t>
-      </w:r>
-      <w:r>
-        <w:t xml:space="preserve"> „pullen“. Die Limitierung kommt hierbei in der </w:t>
-      </w:r>
-      <w:r>
-        <w:t>Working</w:t>
-      </w:r>
-      <w:r>
-        <w:t>-Spalte zur Geltung, da die Anzahl der Karten nicht die definierte Limitierung überschreiten darf.</w:t>
-      </w:r>
-    </w:p>
-    <w:p>
-      <w:r>
-        <w:lastRenderedPageBreak/>
-        <w:t>Ein weiterer Ansatz ist</w:t>
-      </w:r>
-      <w:r>
-        <w:t>, Karten in eine Waiting-Spalte zu schieben, von der sie dann in die Working-Spalte „gepullt“ wird. Dieser Ansatz ist weiter verbreitet, erfüllt jedoch immer noch die Anforderungen der Limitierung der Karten in der Working-Spalte.</w:t>
-      </w:r>
-    </w:p>
-    <w:p>
-      <w:pPr>
-        <w:pStyle w:val="Heading2"/>
-      </w:pPr>
-      <w:r>
-        <w:t>Prinzipien</w:t>
-      </w:r>
-    </w:p>
-    <w:p>
-      <w:pPr>
-        <w:pStyle w:val="ListParagraph"/>
+        <w:rPr>
+          <w:rFonts w:cstheme="minorHAnsi"/>
+        </w:rPr>
+        <w:t xml:space="preserve">-Stage existiert, von </w:t>
+      </w:r>
+      <w:proofErr w:type="spellStart"/>
+      <w:r>
+        <w:rPr>
+          <w:rFonts w:cstheme="minorHAnsi"/>
+        </w:rPr>
+        <w:t>Testing</w:t>
+      </w:r>
+      <w:proofErr w:type="spellEnd"/>
+      <w:r>
+        <w:rPr>
+          <w:rFonts w:cstheme="minorHAnsi"/>
+        </w:rPr>
+        <w:t xml:space="preserve"> zurück nach Development geschoben werden</w:t>
+      </w:r>
+    </w:p>
+    <w:p>
+      <w:pPr>
+        <w:pStyle w:val="berschrift1"/>
+        <w:rPr>
+          <w:rFonts w:asciiTheme="minorHAnsi" w:hAnsiTheme="minorHAnsi" w:cstheme="minorHAnsi"/>
+        </w:rPr>
+      </w:pPr>
+      <w:r>
+        <w:rPr>
+          <w:rFonts w:asciiTheme="minorHAnsi" w:hAnsiTheme="minorHAnsi" w:cstheme="minorHAnsi"/>
+        </w:rPr>
+        <w:t>Prinzipie</w:t>
+      </w:r>
+      <w:r>
+        <w:rPr>
+          <w:rFonts w:asciiTheme="minorHAnsi" w:hAnsiTheme="minorHAnsi" w:cstheme="minorHAnsi"/>
+        </w:rPr>
+        <w:t>n</w:t>
+      </w:r>
+    </w:p>
+    <w:p>
+      <w:pPr>
+        <w:pStyle w:val="Listenabsatz"/>
         <w:numPr>
           <w:ilvl w:val="0"/>
           <w:numId w:val="1"/>
         </w:numPr>
-      </w:pPr>
-      <w:r>
+        <w:rPr>
+          <w:rFonts w:cstheme="minorHAnsi"/>
+        </w:rPr>
+      </w:pPr>
+      <w:r>
+        <w:rPr>
+          <w:rFonts w:cstheme="minorHAnsi"/>
+        </w:rPr>
         <w:t>Visualisierung: Visualisierung anhand eines Kanban-Boards. Die Gestaltung bleibt relativ offen, jedoch müssen Stationen/Teams klar definiert werden und für Spalten Limits festgelegt werden</w:t>
       </w:r>
     </w:p>
     <w:p>
       <w:pPr>
-        <w:pStyle w:val="ListParagraph"/>
+        <w:pStyle w:val="Listenabsatz"/>
         <w:numPr>
           <w:ilvl w:val="0"/>
           <w:numId w:val="1"/>
         </w:numPr>
-      </w:pPr>
-      <w:r>
+        <w:rPr>
+          <w:rFonts w:cstheme="minorHAnsi"/>
+        </w:rPr>
+      </w:pPr>
+      <w:r>
+        <w:rPr>
+          <w:rFonts w:cstheme="minorHAnsi"/>
+        </w:rPr>
         <w:t xml:space="preserve">Limitierung: Jeder Spalte darf nur eine bestimmte maximale Anzahl an Aufgaben zugewiesen werden. </w:t>
       </w:r>
       <w:r>
+        <w:rPr>
+          <w:rFonts w:cstheme="minorHAnsi"/>
+        </w:rPr>
         <w:t>Erst wenn eine Aufgabe komplett erledigt ist, darf diese eine Spalte weiter nach rechts wandern.</w:t>
       </w:r>
     </w:p>
     <w:p>
       <w:pPr>
-        <w:pStyle w:val="ListParagraph"/>
+        <w:pStyle w:val="Listenabsatz"/>
         <w:numPr>
           <w:ilvl w:val="0"/>
           <w:numId w:val="1"/>
         </w:numPr>
-      </w:pPr>
-      <w:r>
+        <w:rPr>
+          <w:rFonts w:cstheme="minorHAnsi"/>
+        </w:rPr>
+      </w:pPr>
+      <w:r>
+        <w:rPr>
+          <w:rFonts w:cstheme="minorHAnsi"/>
+        </w:rPr>
         <w:t xml:space="preserve">Management: </w:t>
       </w:r>
       <w:r>
+        <w:rPr>
+          <w:rFonts w:cstheme="minorHAnsi"/>
+        </w:rPr>
         <w:t>Bei Problemen und Störungen haben diese höchste Priorität. Kommt ein Team an die Bearbeitungsgrenze und blockiert somit die Arbeit des vorangehenden Teams, so muss das blockierte Team dem überlasteten Team zuerst helfen, bevor es weiterarbeiten darf. So werden Arbeitskapazitäten effektiv verteilt.</w:t>
       </w:r>
     </w:p>
     <w:p>
       <w:pPr>
-        <w:pStyle w:val="ListParagraph"/>
+        <w:pStyle w:val="Listenabsatz"/>
         <w:numPr>
           <w:ilvl w:val="0"/>
           <w:numId w:val="1"/>
         </w:numPr>
-      </w:pPr>
-      <w:r>
+        <w:rPr>
+          <w:rFonts w:cstheme="minorHAnsi"/>
+        </w:rPr>
+      </w:pPr>
+      <w:r>
+        <w:rPr>
+          <w:rFonts w:cstheme="minorHAnsi"/>
+        </w:rPr>
         <w:t>Regulierung: Explizite Regeln müssen projektspezifisch erstellt werden, um Arbeitsabläufe so transparent und klar wie möglich zu gestalten.</w:t>
       </w:r>
       <w:r>
+        <w:rPr>
+          <w:rFonts w:cstheme="minorHAnsi"/>
+        </w:rPr>
         <w:t xml:space="preserve"> Dazu gehört z.B. Festlegung der Limits, Definition ab wann eine Aufgabe als erledigt gilt. Alle Regeln müssen sichtbar und veränderbar sein, z.B. auf dem Kanban-Board hinterlegt</w:t>
       </w:r>
     </w:p>
     <w:p>
       <w:pPr>
-        <w:pStyle w:val="ListParagraph"/>
+        <w:pStyle w:val="Listenabsatz"/>
         <w:numPr>
           <w:ilvl w:val="0"/>
           <w:numId w:val="1"/>
         </w:numPr>
-      </w:pPr>
-      <w:r>
-        <w:t>Feedback: Rückmeldungen sind ein notwendiger Teil der Arbeit, um Prozesse zu optimieren und Probleme zu beheben. Dafür sind sogenannte Kadenzen, regemäßige Meetings vorgesehen, um das Projekt transparent für alle Teams zu halten.</w:t>
-      </w:r>
-    </w:p>
-    <w:p>
-      <w:pPr>
-        <w:pStyle w:val="ListParagraph"/>
+        <w:rPr>
+          <w:rFonts w:cstheme="minorHAnsi"/>
+        </w:rPr>
+      </w:pPr>
+      <w:r>
+        <w:rPr>
+          <w:rFonts w:cstheme="minorHAnsi"/>
+        </w:rPr>
+        <w:t xml:space="preserve">Feedback: Rückmeldungen sind ein notwendiger Teil der Arbeit, um Prozesse zu optimieren und Probleme zu beheben. Dafür sind sogenannte Kadenzen, regemäßige Meetings vorgesehen, um das Projekt transparent für </w:t>
+      </w:r>
+      <w:r>
+        <w:rPr>
+          <w:rFonts w:cstheme="minorHAnsi"/>
+        </w:rPr>
+        <w:t>alle</w:t>
+      </w:r>
+      <w:r>
+        <w:rPr>
+          <w:rFonts w:cstheme="minorHAnsi"/>
+        </w:rPr>
+        <w:t xml:space="preserve"> Teams</w:t>
+      </w:r>
+      <w:r>
+        <w:rPr>
+          <w:rFonts w:cstheme="minorHAnsi"/>
+        </w:rPr>
+        <w:t xml:space="preserve"> zu halten.</w:t>
+      </w:r>
+    </w:p>
+    <w:p>
+      <w:pPr>
+        <w:pStyle w:val="Listenabsatz"/>
         <w:numPr>
           <w:ilvl w:val="0"/>
           <w:numId w:val="1"/>
         </w:numPr>
-      </w:pPr>
-      <w:r>
+        <w:rPr>
+          <w:rFonts w:cstheme="minorHAnsi"/>
+        </w:rPr>
+      </w:pPr>
+      <w:r>
+        <w:rPr>
+          <w:rFonts w:cstheme="minorHAnsi"/>
+        </w:rPr>
         <w:t xml:space="preserve">Kaizen: Kaizen beschreibt das Prinzip der kontinuierlichen Verbesserung. Die Theorie geht davon aus, dass kein Perfektionismus/Optimum erreicht werden kann, sondern nur </w:t>
       </w:r>
       <w:r>
+        <w:rPr>
+          <w:rFonts w:cstheme="minorHAnsi"/>
+        </w:rPr>
         <w:t xml:space="preserve">an </w:t>
       </w:r>
       <w:r>
+        <w:rPr>
+          <w:rFonts w:cstheme="minorHAnsi"/>
+        </w:rPr>
         <w:t>dauerhafte</w:t>
       </w:r>
       <w:r>
+        <w:rPr>
+          <w:rFonts w:cstheme="minorHAnsi"/>
+        </w:rPr>
         <w:t>r</w:t>
       </w:r>
       <w:r>
+        <w:rPr>
+          <w:rFonts w:cstheme="minorHAnsi"/>
+        </w:rPr>
         <w:t xml:space="preserve"> Verbesserung </w:t>
       </w:r>
       <w:r>
+        <w:rPr>
+          <w:rFonts w:cstheme="minorHAnsi"/>
+        </w:rPr>
         <w:t>arbeiten kann.</w:t>
       </w:r>
     </w:p>
-    <w:p/>
-    <w:p>
-      <w:pPr>
-        <w:pStyle w:val="Heading2"/>
-      </w:pPr>
-      <w:r>
+    <w:p>
+      <w:pPr>
+        <w:pStyle w:val="berschrift1"/>
+        <w:rPr>
+          <w:rFonts w:asciiTheme="minorHAnsi" w:hAnsiTheme="minorHAnsi" w:cstheme="minorHAnsi"/>
+        </w:rPr>
+      </w:pPr>
+      <w:r>
+        <w:rPr>
+          <w:rFonts w:asciiTheme="minorHAnsi" w:hAnsiTheme="minorHAnsi" w:cstheme="minorHAnsi"/>
+        </w:rPr>
         <w:t>Vor- und Nachteile</w:t>
       </w:r>
     </w:p>
     <w:tbl>
       <w:tblPr>
-        <w:tblW w:w="0" w:type="auto"/>
-        <w:tblCellSpacing w:w="15" w:type="dxa"/>
-        <w:tblCellMar>
-          <w:top w:w="15" w:type="dxa"/>
-          <w:left w:w="15" w:type="dxa"/>
-          <w:bottom w:w="15" w:type="dxa"/>
-          <w:right w:w="15" w:type="dxa"/>
-        </w:tblCellMar>
+        <w:tblStyle w:val="Listentabelle1hell"/>
+        <w:tblW w:w="9250" w:type="dxa"/>
         <w:tblLook w:val="04A0" w:firstRow="1" w:lastRow="0" w:firstColumn="1" w:lastColumn="0" w:noHBand="0" w:noVBand="1"/>
       </w:tblPr>
       <w:tblGrid>
-        <w:gridCol w:w="4468"/>
-        <w:gridCol w:w="4468"/>
+        <w:gridCol w:w="4625"/>
+        <w:gridCol w:w="4625"/>
       </w:tblGrid>
       <w:tr>
         <w:trPr>
-          <w:trHeight w:val="268"/>
-          <w:tblHeader/>
-          <w:tblCellSpacing w:w="15" w:type="dxa"/>
+          <w:cnfStyle w:val="100000000000" w:firstRow="1" w:lastRow="0" w:firstColumn="0" w:lastColumn="0" w:oddVBand="0" w:evenVBand="0" w:oddHBand="0" w:evenHBand="0" w:firstRowFirstColumn="0" w:firstRowLastColumn="0" w:lastRowFirstColumn="0" w:lastRowLastColumn="0"/>
+          <w:trHeight w:val="241"/>
         </w:trPr>
         <w:tc>
           <w:tcPr>
-            <w:tcW w:w="4423" w:type="dxa"/>
-            <w:vAlign w:val="center"/>
+            <w:cnfStyle w:val="001000000000" w:firstRow="0" w:lastRow="0" w:firstColumn="1" w:lastColumn="0" w:oddVBand="0" w:evenVBand="0" w:oddHBand="0" w:evenHBand="0" w:firstRowFirstColumn="0" w:firstRowLastColumn="0" w:lastRowFirstColumn="0" w:lastRowLastColumn="0"/>
+            <w:tcW w:w="4580" w:type="dxa"/>
             <w:hideMark/>
           </w:tcPr>
           <w:p>
@@ -423,16 +1050,14 @@
               <w:jc w:val="center"/>
               <w:rPr>
                 <w:rFonts w:eastAsia="Times New Roman" w:cstheme="minorHAnsi"/>
-                <w:b/>
-                <w:bCs/>
+                <w:b w:val="0"/>
+                <w:bCs w:val="0"/>
                 <w:lang w:eastAsia="de-DE"/>
               </w:rPr>
             </w:pPr>
             <w:r>
               <w:rPr>
                 <w:rFonts w:eastAsia="Times New Roman" w:cstheme="minorHAnsi"/>
-                <w:b/>
-                <w:bCs/>
                 <w:lang w:eastAsia="de-DE"/>
               </w:rPr>
               <w:t xml:space="preserve">Vorteile </w:t>
@@ -441,25 +1066,23 @@
         </w:tc>
         <w:tc>
           <w:tcPr>
-            <w:tcW w:w="4423" w:type="dxa"/>
-            <w:vAlign w:val="center"/>
+            <w:tcW w:w="4580" w:type="dxa"/>
             <w:hideMark/>
           </w:tcPr>
           <w:p>
             <w:pPr>
               <w:jc w:val="center"/>
+              <w:cnfStyle w:val="100000000000" w:firstRow="1" w:lastRow="0" w:firstColumn="0" w:lastColumn="0" w:oddVBand="0" w:evenVBand="0" w:oddHBand="0" w:evenHBand="0" w:firstRowFirstColumn="0" w:firstRowLastColumn="0" w:lastRowFirstColumn="0" w:lastRowLastColumn="0"/>
               <w:rPr>
                 <w:rFonts w:eastAsia="Times New Roman" w:cstheme="minorHAnsi"/>
-                <w:b/>
-                <w:bCs/>
+                <w:b w:val="0"/>
+                <w:bCs w:val="0"/>
                 <w:lang w:eastAsia="de-DE"/>
               </w:rPr>
             </w:pPr>
             <w:r>
               <w:rPr>
                 <w:rFonts w:eastAsia="Times New Roman" w:cstheme="minorHAnsi"/>
-                <w:b/>
-                <w:bCs/>
                 <w:lang w:eastAsia="de-DE"/>
               </w:rPr>
               <w:t xml:space="preserve">Nachteile </w:t>
@@ -469,39 +1092,43 @@
       </w:tr>
       <w:tr>
         <w:trPr>
-          <w:trHeight w:val="283"/>
-          <w:tblCellSpacing w:w="15" w:type="dxa"/>
+          <w:cnfStyle w:val="000000100000" w:firstRow="0" w:lastRow="0" w:firstColumn="0" w:lastColumn="0" w:oddVBand="0" w:evenVBand="0" w:oddHBand="1" w:evenHBand="0" w:firstRowFirstColumn="0" w:firstRowLastColumn="0" w:lastRowFirstColumn="0" w:lastRowLastColumn="0"/>
+          <w:trHeight w:val="254"/>
         </w:trPr>
         <w:tc>
           <w:tcPr>
-            <w:tcW w:w="4423" w:type="dxa"/>
-            <w:vAlign w:val="center"/>
+            <w:cnfStyle w:val="001000000000" w:firstRow="0" w:lastRow="0" w:firstColumn="1" w:lastColumn="0" w:oddVBand="0" w:evenVBand="0" w:oddHBand="0" w:evenHBand="0" w:firstRowFirstColumn="0" w:firstRowLastColumn="0" w:lastRowFirstColumn="0" w:lastRowLastColumn="0"/>
+            <w:tcW w:w="4580" w:type="dxa"/>
             <w:hideMark/>
           </w:tcPr>
           <w:p>
             <w:pPr>
+              <w:spacing w:after="80"/>
               <w:rPr>
                 <w:rFonts w:eastAsia="Times New Roman" w:cstheme="minorHAnsi"/>
+                <w:b w:val="0"/>
                 <w:lang w:eastAsia="de-DE"/>
               </w:rPr>
             </w:pPr>
             <w:r>
               <w:rPr>
                 <w:rFonts w:eastAsia="Times New Roman" w:cstheme="minorHAnsi"/>
+                <w:b w:val="0"/>
                 <w:lang w:eastAsia="de-DE"/>
               </w:rPr>
-              <w:t xml:space="preserve">Offenes Prinzip </w:t>
+              <w:t>Offenes Prinzip</w:t>
             </w:r>
           </w:p>
         </w:tc>
         <w:tc>
           <w:tcPr>
-            <w:tcW w:w="4423" w:type="dxa"/>
-            <w:vAlign w:val="center"/>
+            <w:tcW w:w="4580" w:type="dxa"/>
             <w:hideMark/>
           </w:tcPr>
           <w:p>
             <w:pPr>
+              <w:spacing w:after="80"/>
+              <w:cnfStyle w:val="000000100000" w:firstRow="0" w:lastRow="0" w:firstColumn="0" w:lastColumn="0" w:oddVBand="0" w:evenVBand="0" w:oddHBand="1" w:evenHBand="0" w:firstRowFirstColumn="0" w:firstRowLastColumn="0" w:lastRowFirstColumn="0" w:lastRowLastColumn="0"/>
               <w:rPr>
                 <w:rFonts w:eastAsia="Times New Roman" w:cstheme="minorHAnsi"/>
                 <w:lang w:eastAsia="de-DE"/>
@@ -519,39 +1146,58 @@
       </w:tr>
       <w:tr>
         <w:trPr>
-          <w:trHeight w:val="552"/>
-          <w:tblCellSpacing w:w="15" w:type="dxa"/>
+          <w:trHeight w:val="496"/>
         </w:trPr>
         <w:tc>
           <w:tcPr>
-            <w:tcW w:w="4423" w:type="dxa"/>
-            <w:vAlign w:val="center"/>
+            <w:cnfStyle w:val="001000000000" w:firstRow="0" w:lastRow="0" w:firstColumn="1" w:lastColumn="0" w:oddVBand="0" w:evenVBand="0" w:oddHBand="0" w:evenHBand="0" w:firstRowFirstColumn="0" w:firstRowLastColumn="0" w:lastRowFirstColumn="0" w:lastRowLastColumn="0"/>
+            <w:tcW w:w="4580" w:type="dxa"/>
             <w:hideMark/>
           </w:tcPr>
           <w:p>
             <w:pPr>
+              <w:spacing w:after="80"/>
               <w:rPr>
                 <w:rFonts w:eastAsia="Times New Roman" w:cstheme="minorHAnsi"/>
+                <w:b w:val="0"/>
                 <w:lang w:eastAsia="de-DE"/>
               </w:rPr>
             </w:pPr>
             <w:r>
               <w:rPr>
                 <w:rFonts w:eastAsia="Times New Roman" w:cstheme="minorHAnsi"/>
+                <w:b w:val="0"/>
                 <w:lang w:eastAsia="de-DE"/>
               </w:rPr>
-              <w:t xml:space="preserve">Mehr Transparenz </w:t>
+              <w:t>Mehr Transparenz</w:t>
+            </w:r>
+            <w:r>
+              <w:rPr>
+                <w:rFonts w:eastAsia="Times New Roman" w:cstheme="minorHAnsi"/>
+                <w:b w:val="0"/>
+                <w:lang w:eastAsia="de-DE"/>
+              </w:rPr>
+              <w:br/>
+            </w:r>
+            <w:r>
+              <w:rPr>
+                <w:rFonts w:eastAsia="Times New Roman" w:cstheme="minorHAnsi"/>
+                <w:b w:val="0"/>
+                <w:lang w:eastAsia="de-DE"/>
+              </w:rPr>
+              <w:t xml:space="preserve"> </w:t>
             </w:r>
           </w:p>
         </w:tc>
         <w:tc>
           <w:tcPr>
-            <w:tcW w:w="4423" w:type="dxa"/>
-            <w:vAlign w:val="center"/>
+            <w:tcW w:w="4580" w:type="dxa"/>
             <w:hideMark/>
           </w:tcPr>
           <w:p>
             <w:pPr>
+              <w:spacing w:after="80"/>
+              <w:cnfStyle w:val="000000000000" w:firstRow="0" w:lastRow="0" w:firstColumn="0" w:lastColumn="0" w:oddVBand="0" w:evenVBand="0" w:oddHBand="0" w:evenHBand="0" w:firstRowFirstColumn="0" w:firstRowLastColumn="0" w:lastRowFirstColumn="0" w:lastRowLastColumn="0"/>
               <w:rPr>
                 <w:rFonts w:eastAsia="Times New Roman" w:cstheme="minorHAnsi"/>
                 <w:lang w:eastAsia="de-DE"/>
@@ -569,39 +1215,51 @@
       </w:tr>
       <w:tr>
         <w:trPr>
-          <w:trHeight w:val="537"/>
-          <w:tblCellSpacing w:w="15" w:type="dxa"/>
+          <w:cnfStyle w:val="000000100000" w:firstRow="0" w:lastRow="0" w:firstColumn="0" w:lastColumn="0" w:oddVBand="0" w:evenVBand="0" w:oddHBand="1" w:evenHBand="0" w:firstRowFirstColumn="0" w:firstRowLastColumn="0" w:lastRowFirstColumn="0" w:lastRowLastColumn="0"/>
+          <w:trHeight w:val="482"/>
         </w:trPr>
         <w:tc>
           <w:tcPr>
-            <w:tcW w:w="4423" w:type="dxa"/>
-            <w:vAlign w:val="center"/>
+            <w:cnfStyle w:val="001000000000" w:firstRow="0" w:lastRow="0" w:firstColumn="1" w:lastColumn="0" w:oddVBand="0" w:evenVBand="0" w:oddHBand="0" w:evenHBand="0" w:firstRowFirstColumn="0" w:firstRowLastColumn="0" w:lastRowFirstColumn="0" w:lastRowLastColumn="0"/>
+            <w:tcW w:w="4580" w:type="dxa"/>
             <w:hideMark/>
           </w:tcPr>
           <w:p>
             <w:pPr>
+              <w:spacing w:after="80"/>
               <w:rPr>
                 <w:rFonts w:eastAsia="Times New Roman" w:cstheme="minorHAnsi"/>
+                <w:b w:val="0"/>
                 <w:lang w:eastAsia="de-DE"/>
               </w:rPr>
             </w:pPr>
             <w:r>
               <w:rPr>
                 <w:rFonts w:eastAsia="Times New Roman" w:cstheme="minorHAnsi"/>
+                <w:b w:val="0"/>
                 <w:lang w:eastAsia="de-DE"/>
               </w:rPr>
               <w:t xml:space="preserve">Gleichmäßiger Workflow </w:t>
+            </w:r>
+            <w:r>
+              <w:rPr>
+                <w:rFonts w:eastAsia="Times New Roman" w:cstheme="minorHAnsi"/>
+                <w:b w:val="0"/>
+                <w:lang w:eastAsia="de-DE"/>
+              </w:rPr>
+              <w:br/>
             </w:r>
           </w:p>
         </w:tc>
         <w:tc>
           <w:tcPr>
-            <w:tcW w:w="4423" w:type="dxa"/>
-            <w:vAlign w:val="center"/>
+            <w:tcW w:w="4580" w:type="dxa"/>
             <w:hideMark/>
           </w:tcPr>
           <w:p>
             <w:pPr>
+              <w:spacing w:after="80"/>
+              <w:cnfStyle w:val="000000100000" w:firstRow="0" w:lastRow="0" w:firstColumn="0" w:lastColumn="0" w:oddVBand="0" w:evenVBand="0" w:oddHBand="1" w:evenHBand="0" w:firstRowFirstColumn="0" w:firstRowLastColumn="0" w:lastRowFirstColumn="0" w:lastRowLastColumn="0"/>
               <w:rPr>
                 <w:rFonts w:eastAsia="Times New Roman" w:cstheme="minorHAnsi"/>
                 <w:lang w:eastAsia="de-DE"/>
@@ -619,25 +1277,27 @@
       </w:tr>
       <w:tr>
         <w:trPr>
-          <w:trHeight w:val="283"/>
-          <w:tblCellSpacing w:w="15" w:type="dxa"/>
+          <w:trHeight w:val="254"/>
         </w:trPr>
         <w:tc>
           <w:tcPr>
-            <w:tcW w:w="4423" w:type="dxa"/>
-            <w:vAlign w:val="center"/>
+            <w:cnfStyle w:val="001000000000" w:firstRow="0" w:lastRow="0" w:firstColumn="1" w:lastColumn="0" w:oddVBand="0" w:evenVBand="0" w:oddHBand="0" w:evenHBand="0" w:firstRowFirstColumn="0" w:firstRowLastColumn="0" w:lastRowFirstColumn="0" w:lastRowLastColumn="0"/>
+            <w:tcW w:w="4580" w:type="dxa"/>
             <w:hideMark/>
           </w:tcPr>
           <w:p>
             <w:pPr>
+              <w:spacing w:after="80"/>
               <w:rPr>
                 <w:rFonts w:eastAsia="Times New Roman" w:cstheme="minorHAnsi"/>
+                <w:b w:val="0"/>
                 <w:lang w:eastAsia="de-DE"/>
               </w:rPr>
             </w:pPr>
             <w:r>
               <w:rPr>
                 <w:rFonts w:eastAsia="Times New Roman" w:cstheme="minorHAnsi"/>
+                <w:b w:val="0"/>
                 <w:lang w:eastAsia="de-DE"/>
               </w:rPr>
               <w:t xml:space="preserve">Stetige Verbesserung </w:t>
@@ -646,12 +1306,13 @@
         </w:tc>
         <w:tc>
           <w:tcPr>
-            <w:tcW w:w="4423" w:type="dxa"/>
-            <w:vAlign w:val="center"/>
+            <w:tcW w:w="4580" w:type="dxa"/>
             <w:hideMark/>
           </w:tcPr>
           <w:p>
             <w:pPr>
+              <w:spacing w:after="80"/>
+              <w:cnfStyle w:val="000000000000" w:firstRow="0" w:lastRow="0" w:firstColumn="0" w:lastColumn="0" w:oddVBand="0" w:evenVBand="0" w:oddHBand="0" w:evenHBand="0" w:firstRowFirstColumn="0" w:firstRowLastColumn="0" w:lastRowFirstColumn="0" w:lastRowLastColumn="0"/>
               <w:rPr>
                 <w:rFonts w:eastAsia="Times New Roman" w:cstheme="minorHAnsi"/>
                 <w:lang w:eastAsia="de-DE"/>
@@ -669,17 +1330,43 @@
       </w:tr>
       <w:tr>
         <w:trPr>
-          <w:trHeight w:val="268"/>
-          <w:tblCellSpacing w:w="15" w:type="dxa"/>
+          <w:cnfStyle w:val="000000100000" w:firstRow="0" w:lastRow="0" w:firstColumn="0" w:lastColumn="0" w:oddVBand="0" w:evenVBand="0" w:oddHBand="1" w:evenHBand="0" w:firstRowFirstColumn="0" w:firstRowLastColumn="0" w:lastRowFirstColumn="0" w:lastRowLastColumn="0"/>
+          <w:trHeight w:val="241"/>
         </w:trPr>
         <w:tc>
           <w:tcPr>
-            <w:tcW w:w="4423" w:type="dxa"/>
-            <w:vAlign w:val="center"/>
+            <w:cnfStyle w:val="001000000000" w:firstRow="0" w:lastRow="0" w:firstColumn="1" w:lastColumn="0" w:oddVBand="0" w:evenVBand="0" w:oddHBand="0" w:evenHBand="0" w:firstRowFirstColumn="0" w:firstRowLastColumn="0" w:lastRowFirstColumn="0" w:lastRowLastColumn="0"/>
+            <w:tcW w:w="4580" w:type="dxa"/>
             <w:hideMark/>
           </w:tcPr>
           <w:p>
             <w:pPr>
+              <w:spacing w:after="80"/>
+              <w:rPr>
+                <w:rFonts w:eastAsia="Times New Roman" w:cstheme="minorHAnsi"/>
+                <w:b w:val="0"/>
+                <w:lang w:eastAsia="de-DE"/>
+              </w:rPr>
+            </w:pPr>
+            <w:r>
+              <w:rPr>
+                <w:rFonts w:eastAsia="Times New Roman" w:cstheme="minorHAnsi"/>
+                <w:b w:val="0"/>
+                <w:lang w:eastAsia="de-DE"/>
+              </w:rPr>
+              <w:t xml:space="preserve">Lässt sich in vielen Situationen anwenden </w:t>
+            </w:r>
+          </w:p>
+        </w:tc>
+        <w:tc>
+          <w:tcPr>
+            <w:tcW w:w="4580" w:type="dxa"/>
+            <w:hideMark/>
+          </w:tcPr>
+          <w:p>
+            <w:pPr>
+              <w:spacing w:after="80"/>
+              <w:cnfStyle w:val="000000100000" w:firstRow="0" w:lastRow="0" w:firstColumn="0" w:lastColumn="0" w:oddVBand="0" w:evenVBand="0" w:oddHBand="1" w:evenHBand="0" w:firstRowFirstColumn="0" w:firstRowLastColumn="0" w:lastRowFirstColumn="0" w:lastRowLastColumn="0"/>
               <w:rPr>
                 <w:rFonts w:eastAsia="Times New Roman" w:cstheme="minorHAnsi"/>
                 <w:lang w:eastAsia="de-DE"/>
@@ -690,94 +1377,270 @@
                 <w:rFonts w:eastAsia="Times New Roman" w:cstheme="minorHAnsi"/>
                 <w:lang w:eastAsia="de-DE"/>
               </w:rPr>
-              <w:t xml:space="preserve">Lässt sich in vielen Situationen anwenden </w:t>
+              <w:t>Kein kundenspezifisches Feedback vorgesehen</w:t>
             </w:r>
           </w:p>
         </w:tc>
+      </w:tr>
+      <w:tr>
+        <w:trPr>
+          <w:trHeight w:val="254"/>
+        </w:trPr>
         <w:tc>
           <w:tcPr>
-            <w:tcW w:w="4423" w:type="dxa"/>
-            <w:vAlign w:val="center"/>
+            <w:cnfStyle w:val="001000000000" w:firstRow="0" w:lastRow="0" w:firstColumn="1" w:lastColumn="0" w:oddVBand="0" w:evenVBand="0" w:oddHBand="0" w:evenHBand="0" w:firstRowFirstColumn="0" w:firstRowLastColumn="0" w:lastRowFirstColumn="0" w:lastRowLastColumn="0"/>
+            <w:tcW w:w="4580" w:type="dxa"/>
             <w:hideMark/>
           </w:tcPr>
           <w:p>
             <w:pPr>
+              <w:spacing w:after="80"/>
               <w:rPr>
                 <w:rFonts w:eastAsia="Times New Roman" w:cstheme="minorHAnsi"/>
+                <w:b w:val="0"/>
                 <w:lang w:eastAsia="de-DE"/>
               </w:rPr>
             </w:pPr>
             <w:r>
               <w:rPr>
                 <w:rFonts w:eastAsia="Times New Roman" w:cstheme="minorHAnsi"/>
+                <w:b w:val="0"/>
                 <w:lang w:eastAsia="de-DE"/>
               </w:rPr>
-              <w:t xml:space="preserve">  </w:t>
+              <w:t>Einfache Integration</w:t>
             </w:r>
           </w:p>
         </w:tc>
-      </w:tr>
-      <w:tr>
-        <w:trPr>
-          <w:trHeight w:val="283"/>
-          <w:tblCellSpacing w:w="15" w:type="dxa"/>
-        </w:trPr>
         <w:tc>
           <w:tcPr>
-            <w:tcW w:w="4423" w:type="dxa"/>
-            <w:vAlign w:val="center"/>
+            <w:tcW w:w="4580" w:type="dxa"/>
             <w:hideMark/>
           </w:tcPr>
           <w:p>
             <w:pPr>
+              <w:spacing w:after="80"/>
+              <w:cnfStyle w:val="000000000000" w:firstRow="0" w:lastRow="0" w:firstColumn="0" w:lastColumn="0" w:oddVBand="0" w:evenVBand="0" w:oddHBand="0" w:evenHBand="0" w:firstRowFirstColumn="0" w:firstRowLastColumn="0" w:lastRowFirstColumn="0" w:lastRowLastColumn="0"/>
               <w:rPr>
                 <w:rFonts w:eastAsia="Times New Roman" w:cstheme="minorHAnsi"/>
                 <w:lang w:eastAsia="de-DE"/>
               </w:rPr>
             </w:pPr>
-            <w:r>
-              <w:rPr>
-                <w:rFonts w:eastAsia="Times New Roman" w:cstheme="minorHAnsi"/>
-                <w:lang w:eastAsia="de-DE"/>
-              </w:rPr>
-              <w:t xml:space="preserve">Einfache Integration </w:t>
-            </w:r>
-          </w:p>
-        </w:tc>
-        <w:tc>
-          <w:tcPr>
-            <w:tcW w:w="4423" w:type="dxa"/>
-            <w:vAlign w:val="center"/>
-            <w:hideMark/>
-          </w:tcPr>
-          <w:p>
-            <w:pPr>
-              <w:rPr>
-                <w:rFonts w:eastAsia="Times New Roman" w:cstheme="minorHAnsi"/>
-                <w:lang w:eastAsia="de-DE"/>
-              </w:rPr>
-            </w:pPr>
-            <w:r>
-              <w:rPr>
-                <w:rFonts w:eastAsia="Times New Roman" w:cstheme="minorHAnsi"/>
-                <w:lang w:eastAsia="de-DE"/>
-              </w:rPr>
-              <w:t xml:space="preserve">  </w:t>
-            </w:r>
           </w:p>
         </w:tc>
       </w:tr>
     </w:tbl>
-    <w:p/>
-    <w:p/>
+    <w:p>
+      <w:pPr>
+        <w:rPr>
+          <w:rFonts w:cstheme="minorHAnsi"/>
+        </w:rPr>
+      </w:pPr>
+    </w:p>
+    <w:p>
+      <w:pPr>
+        <w:pStyle w:val="berschrift1"/>
+      </w:pPr>
+      <w:r>
+        <w:lastRenderedPageBreak/>
+        <w:t>Quellen</w:t>
+      </w:r>
+    </w:p>
+    <w:p>
+      <w:pPr>
+        <w:pStyle w:val="berschrift2"/>
+      </w:pPr>
+      <w:r>
+        <w:t>Textquellen</w:t>
+      </w:r>
+    </w:p>
+    <w:p>
+      <w:pPr>
+        <w:pStyle w:val="Listenabsatz"/>
+        <w:numPr>
+          <w:ilvl w:val="0"/>
+          <w:numId w:val="2"/>
+        </w:numPr>
+      </w:pPr>
+      <w:hyperlink r:id="rId10" w:history="1">
+        <w:r>
+          <w:rPr>
+            <w:rStyle w:val="Hyperlink"/>
+          </w:rPr>
+          <w:t>https://www.it-agile.de/agiles-wissen/kanban/was-ist-kanban/</w:t>
+        </w:r>
+      </w:hyperlink>
+    </w:p>
+    <w:p>
+      <w:pPr>
+        <w:pStyle w:val="Listenabsatz"/>
+        <w:numPr>
+          <w:ilvl w:val="0"/>
+          <w:numId w:val="2"/>
+        </w:numPr>
+      </w:pPr>
+      <w:hyperlink r:id="rId11" w:history="1">
+        <w:r>
+          <w:rPr>
+            <w:rStyle w:val="Hyperlink"/>
+          </w:rPr>
+          <w:t>https://www.ionos.de/digitalguide/websites/web-entwicklung/kanban/</w:t>
+        </w:r>
+      </w:hyperlink>
+    </w:p>
+    <w:p>
+      <w:pPr>
+        <w:pStyle w:val="Listenabsatz"/>
+        <w:numPr>
+          <w:ilvl w:val="0"/>
+          <w:numId w:val="2"/>
+        </w:numPr>
+      </w:pPr>
+      <w:hyperlink r:id="rId12" w:history="1">
+        <w:r>
+          <w:rPr>
+            <w:rStyle w:val="Hyperlink"/>
+          </w:rPr>
+          <w:t>https://www.atlassian.com/de/agile/kanban</w:t>
+        </w:r>
+      </w:hyperlink>
+    </w:p>
+    <w:p>
+      <w:pPr>
+        <w:pStyle w:val="Listenabsatz"/>
+        <w:numPr>
+          <w:ilvl w:val="0"/>
+          <w:numId w:val="2"/>
+        </w:numPr>
+      </w:pPr>
+      <w:hyperlink r:id="rId13" w:history="1">
+        <w:r>
+          <w:rPr>
+            <w:rStyle w:val="Hyperlink"/>
+          </w:rPr>
+          <w:t>https://kanbanize.com/de/kanban-ressourcen/kanban-erste-schritte/was-ist-kanban</w:t>
+        </w:r>
+      </w:hyperlink>
+    </w:p>
+    <w:p>
+      <w:pPr>
+        <w:pStyle w:val="Listenabsatz"/>
+        <w:numPr>
+          <w:ilvl w:val="0"/>
+          <w:numId w:val="2"/>
+        </w:numPr>
+      </w:pPr>
+      <w:hyperlink r:id="rId14" w:history="1">
+        <w:r>
+          <w:rPr>
+            <w:rStyle w:val="Hyperlink"/>
+          </w:rPr>
+          <w:t>https://www.lepros.de/Glossar/kanban.php</w:t>
+        </w:r>
+      </w:hyperlink>
+    </w:p>
+    <w:p>
+      <w:pPr>
+        <w:pStyle w:val="Listenabsatz"/>
+        <w:numPr>
+          <w:ilvl w:val="0"/>
+          <w:numId w:val="2"/>
+        </w:numPr>
+      </w:pPr>
+      <w:hyperlink r:id="rId15" w:history="1">
+        <w:r>
+          <w:rPr>
+            <w:rStyle w:val="Hyperlink"/>
+          </w:rPr>
+          <w:t>https://refa.de/service/refa-lexikon/kanban</w:t>
+        </w:r>
+      </w:hyperlink>
+    </w:p>
+    <w:p>
+      <w:pPr>
+        <w:pStyle w:val="Listenabsatz"/>
+        <w:numPr>
+          <w:ilvl w:val="0"/>
+          <w:numId w:val="2"/>
+        </w:numPr>
+      </w:pPr>
+      <w:hyperlink r:id="rId16" w:history="1">
+        <w:r>
+          <w:rPr>
+            <w:rStyle w:val="Hyperlink"/>
+          </w:rPr>
+          <w:t>https://kanbantool.com/de/kanban-boar</w:t>
+        </w:r>
+        <w:r>
+          <w:rPr>
+            <w:rStyle w:val="Hyperlink"/>
+          </w:rPr>
+          <w:t>d</w:t>
+        </w:r>
+      </w:hyperlink>
+    </w:p>
+    <w:p>
+      <w:pPr>
+        <w:pStyle w:val="Listenabsatz"/>
+        <w:numPr>
+          <w:ilvl w:val="0"/>
+          <w:numId w:val="2"/>
+        </w:numPr>
+      </w:pPr>
+      <w:hyperlink r:id="rId17" w:history="1">
+        <w:r>
+          <w:rPr>
+            <w:rStyle w:val="Hyperlink"/>
+          </w:rPr>
+          <w:t>https://www.atlassian.com/de/</w:t>
+        </w:r>
+        <w:r>
+          <w:rPr>
+            <w:rStyle w:val="Hyperlink"/>
+          </w:rPr>
+          <w:t>software/jira</w:t>
+        </w:r>
+      </w:hyperlink>
+    </w:p>
+    <w:p>
+      <w:pPr>
+        <w:pStyle w:val="berschrift2"/>
+      </w:pPr>
+      <w:r>
+        <w:t>Bildquellen</w:t>
+      </w:r>
+    </w:p>
+    <w:p>
+      <w:pPr>
+        <w:pStyle w:val="Listenabsatz"/>
+        <w:numPr>
+          <w:ilvl w:val="0"/>
+          <w:numId w:val="2"/>
+        </w:numPr>
+      </w:pPr>
+      <w:r>
+        <w:t>JIRA</w:t>
+      </w:r>
+    </w:p>
+    <w:p>
+      <w:pPr>
+        <w:pStyle w:val="Listenabsatz"/>
+        <w:numPr>
+          <w:ilvl w:val="0"/>
+          <w:numId w:val="2"/>
+        </w:numPr>
+      </w:pPr>
+      <w:hyperlink r:id="rId18" w:history="1">
+        <w:r>
+          <w:rPr>
+            <w:rStyle w:val="Hyperlink"/>
+          </w:rPr>
+          <w:t>https://kanbanize.com/kanban-resources/kanban-software/kanban-board-examples</w:t>
+        </w:r>
+      </w:hyperlink>
+    </w:p>
     <w:p/>
     <w:sectPr>
-      <w:headerReference w:type="even" r:id="rId8"/>
-      <w:headerReference w:type="default" r:id="rId9"/>
-      <w:footerReference w:type="even" r:id="rId10"/>
-      <w:footerReference w:type="default" r:id="rId11"/>
-      <w:headerReference w:type="first" r:id="rId12"/>
-      <w:footerReference w:type="first" r:id="rId13"/>
+      <w:footerReference w:type="default" r:id="rId19"/>
       <w:pgSz w:w="11906" w:h="16838"/>
       <w:pgMar w:top="1417" w:right="1417" w:bottom="1134" w:left="1417" w:header="708" w:footer="708" w:gutter="0"/>
       <w:cols w:space="708"/>
@@ -816,42 +1679,38 @@
 <w:ftr xmlns:wpc="http://schemas.microsoft.com/office/word/2010/wordprocessingCanvas" xmlns:cx="http://schemas.microsoft.com/office/drawing/2014/chartex" xmlns:cx1="http://schemas.microsoft.com/office/drawing/2015/9/8/chartex" xmlns:cx2="http://schemas.microsoft.com/office/drawing/2015/10/21/chartex" xmlns:cx3="http://schemas.microsoft.com/office/drawing/2016/5/9/chartex" xmlns:cx4="http://schemas.microsoft.com/office/drawing/2016/5/10/chartex" xmlns:cx5="http://schemas.microsoft.com/office/drawing/2016/5/11/chartex" xmlns:cx6="http://schemas.microsoft.com/office/drawing/2016/5/12/chartex" xmlns:cx7="http://schemas.microsoft.com/office/drawing/2016/5/13/chartex" xmlns:cx8="http://schemas.microsoft.com/office/drawing/2016/5/14/chartex" xmlns:mc="http://schemas.openxmlformats.org/markup-compatibility/2006" xmlns:aink="http://schemas.microsoft.com/office/drawing/2016/ink" xmlns:am3d="http://schemas.microsoft.com/office/drawing/2017/model3d" xmlns:o="urn:schemas-microsoft-com:office:office" xmlns:r="http://schemas.openxmlformats.org/officeDocument/2006/relationships" xmlns:m="http://schemas.openxmlformats.org/officeDocument/2006/math" xmlns:v="urn:schemas-microsoft-com:vml" xmlns:wp14="http://schemas.microsoft.com/office/word/2010/wordprocessingDrawing" xmlns:wp="http://schemas.openxmlformats.org/drawingml/2006/wordprocessingDrawing" xmlns:w10="urn:schemas-microsoft-com:office:word" xmlns:w="http://schemas.openxmlformats.org/wordprocessingml/2006/main" xmlns:w14="http://schemas.microsoft.com/office/word/2010/wordml" xmlns:w15="http://schemas.microsoft.com/office/word/2012/wordml" xmlns:w16cex="http://schemas.microsoft.com/office/word/2018/wordml/cex" xmlns:w16cid="http://schemas.microsoft.com/office/word/2016/wordml/cid" xmlns:w16="http://schemas.microsoft.com/office/word/2018/wordml" xmlns:w16sdtdh="http://schemas.microsoft.com/office/word/2020/wordml/sdtdatahash" xmlns:w16se="http://schemas.microsoft.com/office/word/2015/wordml/symex" xmlns:wpg="http://schemas.microsoft.com/office/word/2010/wordprocessingGroup" xmlns:wpi="http://schemas.microsoft.com/office/word/2010/wordprocessingInk" xmlns:wne="http://schemas.microsoft.com/office/word/2006/wordml" xmlns:wps="http://schemas.microsoft.com/office/word/2010/wordprocessingShape" mc:Ignorable="w14 w15 w16se w16cid w16 w16cex w16sdtdh wp14">
   <w:p>
     <w:pPr>
-      <w:pStyle w:val="Footer"/>
-    </w:pPr>
-  </w:p>
-</w:ftr>
-</file>
-
-<file path=word/footer2.xml><?xml version="1.0" encoding="utf-8"?>
-<w:ftr xmlns:wpc="http://schemas.microsoft.com/office/word/2010/wordprocessingCanvas" xmlns:cx="http://schemas.microsoft.com/office/drawing/2014/chartex" xmlns:cx1="http://schemas.microsoft.com/office/drawing/2015/9/8/chartex" xmlns:cx2="http://schemas.microsoft.com/office/drawing/2015/10/21/chartex" xmlns:cx3="http://schemas.microsoft.com/office/drawing/2016/5/9/chartex" xmlns:cx4="http://schemas.microsoft.com/office/drawing/2016/5/10/chartex" xmlns:cx5="http://schemas.microsoft.com/office/drawing/2016/5/11/chartex" xmlns:cx6="http://schemas.microsoft.com/office/drawing/2016/5/12/chartex" xmlns:cx7="http://schemas.microsoft.com/office/drawing/2016/5/13/chartex" xmlns:cx8="http://schemas.microsoft.com/office/drawing/2016/5/14/chartex" xmlns:mc="http://schemas.openxmlformats.org/markup-compatibility/2006" xmlns:aink="http://schemas.microsoft.com/office/drawing/2016/ink" xmlns:am3d="http://schemas.microsoft.com/office/drawing/2017/model3d" xmlns:o="urn:schemas-microsoft-com:office:office" xmlns:r="http://schemas.openxmlformats.org/officeDocument/2006/relationships" xmlns:m="http://schemas.openxmlformats.org/officeDocument/2006/math" xmlns:v="urn:schemas-microsoft-com:vml" xmlns:wp14="http://schemas.microsoft.com/office/word/2010/wordprocessingDrawing" xmlns:wp="http://schemas.openxmlformats.org/drawingml/2006/wordprocessingDrawing" xmlns:w10="urn:schemas-microsoft-com:office:word" xmlns:w="http://schemas.openxmlformats.org/wordprocessingml/2006/main" xmlns:w14="http://schemas.microsoft.com/office/word/2010/wordml" xmlns:w15="http://schemas.microsoft.com/office/word/2012/wordml" xmlns:w16cex="http://schemas.microsoft.com/office/word/2018/wordml/cex" xmlns:w16cid="http://schemas.microsoft.com/office/word/2016/wordml/cid" xmlns:w16="http://schemas.microsoft.com/office/word/2018/wordml" xmlns:w16sdtdh="http://schemas.microsoft.com/office/word/2020/wordml/sdtdatahash" xmlns:w16se="http://schemas.microsoft.com/office/word/2015/wordml/symex" xmlns:wpg="http://schemas.microsoft.com/office/word/2010/wordprocessingGroup" xmlns:wpi="http://schemas.microsoft.com/office/word/2010/wordprocessingInk" xmlns:wne="http://schemas.microsoft.com/office/word/2006/wordml" xmlns:wps="http://schemas.microsoft.com/office/word/2010/wordprocessingShape" mc:Ignorable="w14 w15 w16se w16cid w16 w16cex w16sdtdh wp14">
-  <w:p>
-    <w:pPr>
-      <w:pStyle w:val="Footer"/>
+      <w:pStyle w:val="Fuzeile"/>
     </w:pPr>
     <w:r>
-      <w:t>Sandra Saueressig, Kevin Klockow, Lijon Fogel</w:t>
+      <w:t xml:space="preserve">Sandra Saueressig, Kevin Klockow, </w:t>
     </w:r>
+    <w:proofErr w:type="spellStart"/>
+    <w:r>
+      <w:t>Lijon</w:t>
+    </w:r>
+    <w:proofErr w:type="spellEnd"/>
+    <w:r>
+      <w:t xml:space="preserve"> </w:t>
+    </w:r>
+    <w:proofErr w:type="spellStart"/>
+    <w:r>
+      <w:t>Fogel</w:t>
+    </w:r>
+    <w:proofErr w:type="spellEnd"/>
     <w:r>
       <w:tab/>
     </w:r>
     <w:r>
       <w:tab/>
+      <w:t xml:space="preserve">IF11C                                      </w:t>
+    </w:r>
+    <w:r>
       <w:t>21.12.2021</w:t>
     </w:r>
   </w:p>
   <w:p>
     <w:pPr>
-      <w:pStyle w:val="Footer"/>
-    </w:pPr>
-  </w:p>
-</w:ftr>
-</file>
-
-<file path=word/footer3.xml><?xml version="1.0" encoding="utf-8"?>
-<w:ftr xmlns:wpc="http://schemas.microsoft.com/office/word/2010/wordprocessingCanvas" xmlns:cx="http://schemas.microsoft.com/office/drawing/2014/chartex" xmlns:cx1="http://schemas.microsoft.com/office/drawing/2015/9/8/chartex" xmlns:cx2="http://schemas.microsoft.com/office/drawing/2015/10/21/chartex" xmlns:cx3="http://schemas.microsoft.com/office/drawing/2016/5/9/chartex" xmlns:cx4="http://schemas.microsoft.com/office/drawing/2016/5/10/chartex" xmlns:cx5="http://schemas.microsoft.com/office/drawing/2016/5/11/chartex" xmlns:cx6="http://schemas.microsoft.com/office/drawing/2016/5/12/chartex" xmlns:cx7="http://schemas.microsoft.com/office/drawing/2016/5/13/chartex" xmlns:cx8="http://schemas.microsoft.com/office/drawing/2016/5/14/chartex" xmlns:mc="http://schemas.openxmlformats.org/markup-compatibility/2006" xmlns:aink="http://schemas.microsoft.com/office/drawing/2016/ink" xmlns:am3d="http://schemas.microsoft.com/office/drawing/2017/model3d" xmlns:o="urn:schemas-microsoft-com:office:office" xmlns:r="http://schemas.openxmlformats.org/officeDocument/2006/relationships" xmlns:m="http://schemas.openxmlformats.org/officeDocument/2006/math" xmlns:v="urn:schemas-microsoft-com:vml" xmlns:wp14="http://schemas.microsoft.com/office/word/2010/wordprocessingDrawing" xmlns:wp="http://schemas.openxmlformats.org/drawingml/2006/wordprocessingDrawing" xmlns:w10="urn:schemas-microsoft-com:office:word" xmlns:w="http://schemas.openxmlformats.org/wordprocessingml/2006/main" xmlns:w14="http://schemas.microsoft.com/office/word/2010/wordml" xmlns:w15="http://schemas.microsoft.com/office/word/2012/wordml" xmlns:w16cex="http://schemas.microsoft.com/office/word/2018/wordml/cex" xmlns:w16cid="http://schemas.microsoft.com/office/word/2016/wordml/cid" xmlns:w16="http://schemas.microsoft.com/office/word/2018/wordml" xmlns:w16sdtdh="http://schemas.microsoft.com/office/word/2020/wordml/sdtdatahash" xmlns:w16se="http://schemas.microsoft.com/office/word/2015/wordml/symex" xmlns:wpg="http://schemas.microsoft.com/office/word/2010/wordprocessingGroup" xmlns:wpi="http://schemas.microsoft.com/office/word/2010/wordprocessingInk" xmlns:wne="http://schemas.microsoft.com/office/word/2006/wordml" xmlns:wps="http://schemas.microsoft.com/office/word/2010/wordprocessingShape" mc:Ignorable="w14 w15 w16se w16cid w16 w16cex w16sdtdh wp14">
-  <w:p>
-    <w:pPr>
-      <w:pStyle w:val="Footer"/>
+      <w:pStyle w:val="Fuzeile"/>
     </w:pPr>
   </w:p>
 </w:ftr>
@@ -882,39 +1741,121 @@
 </w:footnotes>
 </file>
 
-<file path=word/header1.xml><?xml version="1.0" encoding="utf-8"?>
-<w:hdr xmlns:wpc="http://schemas.microsoft.com/office/word/2010/wordprocessingCanvas" xmlns:cx="http://schemas.microsoft.com/office/drawing/2014/chartex" xmlns:cx1="http://schemas.microsoft.com/office/drawing/2015/9/8/chartex" xmlns:cx2="http://schemas.microsoft.com/office/drawing/2015/10/21/chartex" xmlns:cx3="http://schemas.microsoft.com/office/drawing/2016/5/9/chartex" xmlns:cx4="http://schemas.microsoft.com/office/drawing/2016/5/10/chartex" xmlns:cx5="http://schemas.microsoft.com/office/drawing/2016/5/11/chartex" xmlns:cx6="http://schemas.microsoft.com/office/drawing/2016/5/12/chartex" xmlns:cx7="http://schemas.microsoft.com/office/drawing/2016/5/13/chartex" xmlns:cx8="http://schemas.microsoft.com/office/drawing/2016/5/14/chartex" xmlns:mc="http://schemas.openxmlformats.org/markup-compatibility/2006" xmlns:aink="http://schemas.microsoft.com/office/drawing/2016/ink" xmlns:am3d="http://schemas.microsoft.com/office/drawing/2017/model3d" xmlns:o="urn:schemas-microsoft-com:office:office" xmlns:r="http://schemas.openxmlformats.org/officeDocument/2006/relationships" xmlns:m="http://schemas.openxmlformats.org/officeDocument/2006/math" xmlns:v="urn:schemas-microsoft-com:vml" xmlns:wp14="http://schemas.microsoft.com/office/word/2010/wordprocessingDrawing" xmlns:wp="http://schemas.openxmlformats.org/drawingml/2006/wordprocessingDrawing" xmlns:w10="urn:schemas-microsoft-com:office:word" xmlns:w="http://schemas.openxmlformats.org/wordprocessingml/2006/main" xmlns:w14="http://schemas.microsoft.com/office/word/2010/wordml" xmlns:w15="http://schemas.microsoft.com/office/word/2012/wordml" xmlns:w16cex="http://schemas.microsoft.com/office/word/2018/wordml/cex" xmlns:w16cid="http://schemas.microsoft.com/office/word/2016/wordml/cid" xmlns:w16="http://schemas.microsoft.com/office/word/2018/wordml" xmlns:w16sdtdh="http://schemas.microsoft.com/office/word/2020/wordml/sdtdatahash" xmlns:w16se="http://schemas.microsoft.com/office/word/2015/wordml/symex" xmlns:wpg="http://schemas.microsoft.com/office/word/2010/wordprocessingGroup" xmlns:wpi="http://schemas.microsoft.com/office/word/2010/wordprocessingInk" xmlns:wne="http://schemas.microsoft.com/office/word/2006/wordml" xmlns:wps="http://schemas.microsoft.com/office/word/2010/wordprocessingShape" mc:Ignorable="w14 w15 w16se w16cid w16 w16cex w16sdtdh wp14">
-  <w:p>
-    <w:pPr>
-      <w:pStyle w:val="Header"/>
-    </w:pPr>
-  </w:p>
-</w:hdr>
-</file>
-
-<file path=word/header2.xml><?xml version="1.0" encoding="utf-8"?>
-<w:hdr xmlns:wpc="http://schemas.microsoft.com/office/word/2010/wordprocessingCanvas" xmlns:cx="http://schemas.microsoft.com/office/drawing/2014/chartex" xmlns:cx1="http://schemas.microsoft.com/office/drawing/2015/9/8/chartex" xmlns:cx2="http://schemas.microsoft.com/office/drawing/2015/10/21/chartex" xmlns:cx3="http://schemas.microsoft.com/office/drawing/2016/5/9/chartex" xmlns:cx4="http://schemas.microsoft.com/office/drawing/2016/5/10/chartex" xmlns:cx5="http://schemas.microsoft.com/office/drawing/2016/5/11/chartex" xmlns:cx6="http://schemas.microsoft.com/office/drawing/2016/5/12/chartex" xmlns:cx7="http://schemas.microsoft.com/office/drawing/2016/5/13/chartex" xmlns:cx8="http://schemas.microsoft.com/office/drawing/2016/5/14/chartex" xmlns:mc="http://schemas.openxmlformats.org/markup-compatibility/2006" xmlns:aink="http://schemas.microsoft.com/office/drawing/2016/ink" xmlns:am3d="http://schemas.microsoft.com/office/drawing/2017/model3d" xmlns:o="urn:schemas-microsoft-com:office:office" xmlns:r="http://schemas.openxmlformats.org/officeDocument/2006/relationships" xmlns:m="http://schemas.openxmlformats.org/officeDocument/2006/math" xmlns:v="urn:schemas-microsoft-com:vml" xmlns:wp14="http://schemas.microsoft.com/office/word/2010/wordprocessingDrawing" xmlns:wp="http://schemas.openxmlformats.org/drawingml/2006/wordprocessingDrawing" xmlns:w10="urn:schemas-microsoft-com:office:word" xmlns:w="http://schemas.openxmlformats.org/wordprocessingml/2006/main" xmlns:w14="http://schemas.microsoft.com/office/word/2010/wordml" xmlns:w15="http://schemas.microsoft.com/office/word/2012/wordml" xmlns:w16cex="http://schemas.microsoft.com/office/word/2018/wordml/cex" xmlns:w16cid="http://schemas.microsoft.com/office/word/2016/wordml/cid" xmlns:w16="http://schemas.microsoft.com/office/word/2018/wordml" xmlns:w16sdtdh="http://schemas.microsoft.com/office/word/2020/wordml/sdtdatahash" xmlns:w16se="http://schemas.microsoft.com/office/word/2015/wordml/symex" xmlns:wpg="http://schemas.microsoft.com/office/word/2010/wordprocessingGroup" xmlns:wpi="http://schemas.microsoft.com/office/word/2010/wordprocessingInk" xmlns:wne="http://schemas.microsoft.com/office/word/2006/wordml" xmlns:wps="http://schemas.microsoft.com/office/word/2010/wordprocessingShape" mc:Ignorable="w14 w15 w16se w16cid w16 w16cex w16sdtdh wp14">
-  <w:p>
-    <w:pPr>
-      <w:pStyle w:val="Header"/>
-    </w:pPr>
-  </w:p>
-</w:hdr>
-</file>
-
-<file path=word/header3.xml><?xml version="1.0" encoding="utf-8"?>
-<w:hdr xmlns:wpc="http://schemas.microsoft.com/office/word/2010/wordprocessingCanvas" xmlns:cx="http://schemas.microsoft.com/office/drawing/2014/chartex" xmlns:cx1="http://schemas.microsoft.com/office/drawing/2015/9/8/chartex" xmlns:cx2="http://schemas.microsoft.com/office/drawing/2015/10/21/chartex" xmlns:cx3="http://schemas.microsoft.com/office/drawing/2016/5/9/chartex" xmlns:cx4="http://schemas.microsoft.com/office/drawing/2016/5/10/chartex" xmlns:cx5="http://schemas.microsoft.com/office/drawing/2016/5/11/chartex" xmlns:cx6="http://schemas.microsoft.com/office/drawing/2016/5/12/chartex" xmlns:cx7="http://schemas.microsoft.com/office/drawing/2016/5/13/chartex" xmlns:cx8="http://schemas.microsoft.com/office/drawing/2016/5/14/chartex" xmlns:mc="http://schemas.openxmlformats.org/markup-compatibility/2006" xmlns:aink="http://schemas.microsoft.com/office/drawing/2016/ink" xmlns:am3d="http://schemas.microsoft.com/office/drawing/2017/model3d" xmlns:o="urn:schemas-microsoft-com:office:office" xmlns:r="http://schemas.openxmlformats.org/officeDocument/2006/relationships" xmlns:m="http://schemas.openxmlformats.org/officeDocument/2006/math" xmlns:v="urn:schemas-microsoft-com:vml" xmlns:wp14="http://schemas.microsoft.com/office/word/2010/wordprocessingDrawing" xmlns:wp="http://schemas.openxmlformats.org/drawingml/2006/wordprocessingDrawing" xmlns:w10="urn:schemas-microsoft-com:office:word" xmlns:w="http://schemas.openxmlformats.org/wordprocessingml/2006/main" xmlns:w14="http://schemas.microsoft.com/office/word/2010/wordml" xmlns:w15="http://schemas.microsoft.com/office/word/2012/wordml" xmlns:w16cex="http://schemas.microsoft.com/office/word/2018/wordml/cex" xmlns:w16cid="http://schemas.microsoft.com/office/word/2016/wordml/cid" xmlns:w16="http://schemas.microsoft.com/office/word/2018/wordml" xmlns:w16sdtdh="http://schemas.microsoft.com/office/word/2020/wordml/sdtdatahash" xmlns:w16se="http://schemas.microsoft.com/office/word/2015/wordml/symex" xmlns:wpg="http://schemas.microsoft.com/office/word/2010/wordprocessingGroup" xmlns:wpi="http://schemas.microsoft.com/office/word/2010/wordprocessingInk" xmlns:wne="http://schemas.microsoft.com/office/word/2006/wordml" xmlns:wps="http://schemas.microsoft.com/office/word/2010/wordprocessingShape" mc:Ignorable="w14 w15 w16se w16cid w16 w16cex w16sdtdh wp14">
-  <w:p>
-    <w:pPr>
-      <w:pStyle w:val="Header"/>
-    </w:pPr>
-  </w:p>
-</w:hdr>
-</file>
-
 <file path=word/numbering.xml><?xml version="1.0" encoding="utf-8"?>
 <w:numbering xmlns:wpc="http://schemas.microsoft.com/office/word/2010/wordprocessingCanvas" xmlns:cx="http://schemas.microsoft.com/office/drawing/2014/chartex" xmlns:cx1="http://schemas.microsoft.com/office/drawing/2015/9/8/chartex" xmlns:cx2="http://schemas.microsoft.com/office/drawing/2015/10/21/chartex" xmlns:cx3="http://schemas.microsoft.com/office/drawing/2016/5/9/chartex" xmlns:cx4="http://schemas.microsoft.com/office/drawing/2016/5/10/chartex" xmlns:cx5="http://schemas.microsoft.com/office/drawing/2016/5/11/chartex" xmlns:cx6="http://schemas.microsoft.com/office/drawing/2016/5/12/chartex" xmlns:cx7="http://schemas.microsoft.com/office/drawing/2016/5/13/chartex" xmlns:cx8="http://schemas.microsoft.com/office/drawing/2016/5/14/chartex" xmlns:mc="http://schemas.openxmlformats.org/markup-compatibility/2006" xmlns:aink="http://schemas.microsoft.com/office/drawing/2016/ink" xmlns:am3d="http://schemas.microsoft.com/office/drawing/2017/model3d" xmlns:o="urn:schemas-microsoft-com:office:office" xmlns:r="http://schemas.openxmlformats.org/officeDocument/2006/relationships" xmlns:m="http://schemas.openxmlformats.org/officeDocument/2006/math" xmlns:v="urn:schemas-microsoft-com:vml" xmlns:wp14="http://schemas.microsoft.com/office/word/2010/wordprocessingDrawing" xmlns:wp="http://schemas.openxmlformats.org/drawingml/2006/wordprocessingDrawing" xmlns:w10="urn:schemas-microsoft-com:office:word" xmlns:w="http://schemas.openxmlformats.org/wordprocessingml/2006/main" xmlns:w14="http://schemas.microsoft.com/office/word/2010/wordml" xmlns:w15="http://schemas.microsoft.com/office/word/2012/wordml" xmlns:w16cex="http://schemas.microsoft.com/office/word/2018/wordml/cex" xmlns:w16cid="http://schemas.microsoft.com/office/word/2016/wordml/cid" xmlns:w16="http://schemas.microsoft.com/office/word/2018/wordml" xmlns:w16sdtdh="http://schemas.microsoft.com/office/word/2020/wordml/sdtdatahash" xmlns:w16se="http://schemas.microsoft.com/office/word/2015/wordml/symex" xmlns:wpg="http://schemas.microsoft.com/office/word/2010/wordprocessingGroup" xmlns:wpi="http://schemas.microsoft.com/office/word/2010/wordprocessingInk" xmlns:wne="http://schemas.microsoft.com/office/word/2006/wordml" xmlns:wps="http://schemas.microsoft.com/office/word/2010/wordprocessingShape" mc:Ignorable="w14 w15 w16se w16cid w16 w16cex w16sdtdh wp14">
   <w:abstractNum w:abstractNumId="0" w15:restartNumberingAfterBreak="0">
+    <w:nsid w:val="208E22C2"/>
+    <w:multiLevelType w:val="hybridMultilevel"/>
+    <w:tmpl w:val="12FA4EF0"/>
+    <w:lvl w:ilvl="0" w:tplc="6D0255E8">
+      <w:numFmt w:val="bullet"/>
+      <w:lvlText w:val="-"/>
+      <w:lvlJc w:val="left"/>
+      <w:pPr>
+        <w:ind w:left="720" w:hanging="360"/>
+      </w:pPr>
+      <w:rPr>
+        <w:rFonts w:ascii="Calibri" w:eastAsiaTheme="minorHAnsi" w:hAnsi="Calibri" w:cs="Calibri" w:hint="default"/>
+      </w:rPr>
+    </w:lvl>
+    <w:lvl w:ilvl="1" w:tplc="04070003" w:tentative="1">
+      <w:start w:val="1"/>
+      <w:numFmt w:val="bullet"/>
+      <w:lvlText w:val="o"/>
+      <w:lvlJc w:val="left"/>
+      <w:pPr>
+        <w:ind w:left="1440" w:hanging="360"/>
+      </w:pPr>
+      <w:rPr>
+        <w:rFonts w:ascii="Courier New" w:hAnsi="Courier New" w:cs="Courier New" w:hint="default"/>
+      </w:rPr>
+    </w:lvl>
+    <w:lvl w:ilvl="2" w:tplc="04070005" w:tentative="1">
+      <w:start w:val="1"/>
+      <w:numFmt w:val="bullet"/>
+      <w:lvlText w:val=""/>
+      <w:lvlJc w:val="left"/>
+      <w:pPr>
+        <w:ind w:left="2160" w:hanging="360"/>
+      </w:pPr>
+      <w:rPr>
+        <w:rFonts w:ascii="Wingdings" w:hAnsi="Wingdings" w:hint="default"/>
+      </w:rPr>
+    </w:lvl>
+    <w:lvl w:ilvl="3" w:tplc="04070001" w:tentative="1">
+      <w:start w:val="1"/>
+      <w:numFmt w:val="bullet"/>
+      <w:lvlText w:val=""/>
+      <w:lvlJc w:val="left"/>
+      <w:pPr>
+        <w:ind w:left="2880" w:hanging="360"/>
+      </w:pPr>
+      <w:rPr>
+        <w:rFonts w:ascii="Symbol" w:hAnsi="Symbol" w:hint="default"/>
+      </w:rPr>
+    </w:lvl>
+    <w:lvl w:ilvl="4" w:tplc="04070003" w:tentative="1">
+      <w:start w:val="1"/>
+      <w:numFmt w:val="bullet"/>
+      <w:lvlText w:val="o"/>
+      <w:lvlJc w:val="left"/>
+      <w:pPr>
+        <w:ind w:left="3600" w:hanging="360"/>
+      </w:pPr>
+      <w:rPr>
+        <w:rFonts w:ascii="Courier New" w:hAnsi="Courier New" w:cs="Courier New" w:hint="default"/>
+      </w:rPr>
+    </w:lvl>
+    <w:lvl w:ilvl="5" w:tplc="04070005" w:tentative="1">
+      <w:start w:val="1"/>
+      <w:numFmt w:val="bullet"/>
+      <w:lvlText w:val=""/>
+      <w:lvlJc w:val="left"/>
+      <w:pPr>
+        <w:ind w:left="4320" w:hanging="360"/>
+      </w:pPr>
+      <w:rPr>
+        <w:rFonts w:ascii="Wingdings" w:hAnsi="Wingdings" w:hint="default"/>
+      </w:rPr>
+    </w:lvl>
+    <w:lvl w:ilvl="6" w:tplc="04070001" w:tentative="1">
+      <w:start w:val="1"/>
+      <w:numFmt w:val="bullet"/>
+      <w:lvlText w:val=""/>
+      <w:lvlJc w:val="left"/>
+      <w:pPr>
+        <w:ind w:left="5040" w:hanging="360"/>
+      </w:pPr>
+      <w:rPr>
+        <w:rFonts w:ascii="Symbol" w:hAnsi="Symbol" w:hint="default"/>
+      </w:rPr>
+    </w:lvl>
+    <w:lvl w:ilvl="7" w:tplc="04070003" w:tentative="1">
+      <w:start w:val="1"/>
+      <w:numFmt w:val="bullet"/>
+      <w:lvlText w:val="o"/>
+      <w:lvlJc w:val="left"/>
+      <w:pPr>
+        <w:ind w:left="5760" w:hanging="360"/>
+      </w:pPr>
+      <w:rPr>
+        <w:rFonts w:ascii="Courier New" w:hAnsi="Courier New" w:cs="Courier New" w:hint="default"/>
+      </w:rPr>
+    </w:lvl>
+    <w:lvl w:ilvl="8" w:tplc="04070005" w:tentative="1">
+      <w:start w:val="1"/>
+      <w:numFmt w:val="bullet"/>
+      <w:lvlText w:val=""/>
+      <w:lvlJc w:val="left"/>
+      <w:pPr>
+        <w:ind w:left="6480" w:hanging="360"/>
+      </w:pPr>
+      <w:rPr>
+        <w:rFonts w:ascii="Wingdings" w:hAnsi="Wingdings" w:hint="default"/>
+      </w:rPr>
+    </w:lvl>
+  </w:abstractNum>
+  <w:abstractNum w:abstractNumId="1" w15:restartNumberingAfterBreak="0">
     <w:nsid w:val="4BF0754F"/>
     <w:multiLevelType w:val="hybridMultilevel"/>
     <w:tmpl w:val="C1D8F602"/>
@@ -1004,6 +1945,9 @@
     </w:lvl>
   </w:abstractNum>
   <w:num w:numId="1">
+    <w:abstractNumId w:val="1"/>
+  </w:num>
+  <w:num w:numId="2">
     <w:abstractNumId w:val="0"/>
   </w:num>
 </w:numbering>
@@ -1404,15 +2348,15 @@
     <w:lsdException w:name="Unresolved Mention" w:semiHidden="1" w:unhideWhenUsed="1"/>
     <w:lsdException w:name="Smart Link" w:semiHidden="1" w:unhideWhenUsed="1"/>
   </w:latentStyles>
-  <w:style w:type="paragraph" w:default="1" w:styleId="Normal">
+  <w:style w:type="paragraph" w:default="1" w:styleId="Standard">
     <w:name w:val="Normal"/>
     <w:qFormat/>
   </w:style>
-  <w:style w:type="paragraph" w:styleId="Heading1">
+  <w:style w:type="paragraph" w:styleId="berschrift1">
     <w:name w:val="heading 1"/>
-    <w:basedOn w:val="Normal"/>
-    <w:next w:val="Normal"/>
-    <w:link w:val="Heading1Char"/>
+    <w:basedOn w:val="Standard"/>
+    <w:next w:val="Standard"/>
+    <w:link w:val="berschrift1Zchn"/>
     <w:uiPriority w:val="9"/>
     <w:qFormat/>
     <w:rsid w:val="00446A62"/>
@@ -1429,11 +2373,11 @@
       <w:szCs w:val="32"/>
     </w:rPr>
   </w:style>
-  <w:style w:type="paragraph" w:styleId="Heading2">
+  <w:style w:type="paragraph" w:styleId="berschrift2">
     <w:name w:val="heading 2"/>
-    <w:basedOn w:val="Normal"/>
-    <w:next w:val="Normal"/>
-    <w:link w:val="Heading2Char"/>
+    <w:basedOn w:val="Standard"/>
+    <w:next w:val="Standard"/>
+    <w:link w:val="berschrift2Zchn"/>
     <w:uiPriority w:val="9"/>
     <w:unhideWhenUsed/>
     <w:qFormat/>
@@ -1451,13 +2395,13 @@
       <w:szCs w:val="26"/>
     </w:rPr>
   </w:style>
-  <w:style w:type="character" w:default="1" w:styleId="DefaultParagraphFont">
+  <w:style w:type="character" w:default="1" w:styleId="Absatz-Standardschriftart">
     <w:name w:val="Default Paragraph Font"/>
     <w:uiPriority w:val="1"/>
     <w:semiHidden/>
     <w:unhideWhenUsed/>
   </w:style>
-  <w:style w:type="table" w:default="1" w:styleId="TableNormal">
+  <w:style w:type="table" w:default="1" w:styleId="NormaleTabelle">
     <w:name w:val="Normal Table"/>
     <w:uiPriority w:val="99"/>
     <w:semiHidden/>
@@ -1472,17 +2416,17 @@
       </w:tblCellMar>
     </w:tblPr>
   </w:style>
-  <w:style w:type="numbering" w:default="1" w:styleId="NoList">
+  <w:style w:type="numbering" w:default="1" w:styleId="KeineListe">
     <w:name w:val="No List"/>
     <w:uiPriority w:val="99"/>
     <w:semiHidden/>
     <w:unhideWhenUsed/>
   </w:style>
-  <w:style w:type="paragraph" w:styleId="Title">
+  <w:style w:type="paragraph" w:styleId="Titel">
     <w:name w:val="Title"/>
-    <w:basedOn w:val="Normal"/>
-    <w:next w:val="Normal"/>
-    <w:link w:val="TitleChar"/>
+    <w:basedOn w:val="Standard"/>
+    <w:next w:val="Standard"/>
+    <w:link w:val="TitelZchn"/>
     <w:uiPriority w:val="10"/>
     <w:qFormat/>
     <w:rsid w:val="00446A62"/>
@@ -1498,10 +2442,10 @@
       <w:szCs w:val="56"/>
     </w:rPr>
   </w:style>
-  <w:style w:type="character" w:customStyle="1" w:styleId="TitleChar">
-    <w:name w:val="Title Char"/>
-    <w:basedOn w:val="DefaultParagraphFont"/>
-    <w:link w:val="Title"/>
+  <w:style w:type="character" w:customStyle="1" w:styleId="TitelZchn">
+    <w:name w:val="Titel Zchn"/>
+    <w:basedOn w:val="Absatz-Standardschriftart"/>
+    <w:link w:val="Titel"/>
     <w:uiPriority w:val="10"/>
     <w:rsid w:val="00446A62"/>
     <w:rPr>
@@ -1512,10 +2456,10 @@
       <w:szCs w:val="56"/>
     </w:rPr>
   </w:style>
-  <w:style w:type="character" w:customStyle="1" w:styleId="Heading1Char">
-    <w:name w:val="Heading 1 Char"/>
-    <w:basedOn w:val="DefaultParagraphFont"/>
-    <w:link w:val="Heading1"/>
+  <w:style w:type="character" w:customStyle="1" w:styleId="berschrift1Zchn">
+    <w:name w:val="Überschrift 1 Zchn"/>
+    <w:basedOn w:val="Absatz-Standardschriftart"/>
+    <w:link w:val="berschrift1"/>
     <w:uiPriority w:val="9"/>
     <w:rsid w:val="00446A62"/>
     <w:rPr>
@@ -1525,10 +2469,10 @@
       <w:szCs w:val="32"/>
     </w:rPr>
   </w:style>
-  <w:style w:type="character" w:customStyle="1" w:styleId="Heading2Char">
-    <w:name w:val="Heading 2 Char"/>
-    <w:basedOn w:val="DefaultParagraphFont"/>
-    <w:link w:val="Heading2"/>
+  <w:style w:type="character" w:customStyle="1" w:styleId="berschrift2Zchn">
+    <w:name w:val="Überschrift 2 Zchn"/>
+    <w:basedOn w:val="Absatz-Standardschriftart"/>
+    <w:link w:val="berschrift2"/>
     <w:uiPriority w:val="9"/>
     <w:rsid w:val="00F97E56"/>
     <w:rPr>
@@ -1538,9 +2482,9 @@
       <w:szCs w:val="26"/>
     </w:rPr>
   </w:style>
-  <w:style w:type="paragraph" w:styleId="ListParagraph">
+  <w:style w:type="paragraph" w:styleId="Listenabsatz">
     <w:name w:val="List Paragraph"/>
-    <w:basedOn w:val="Normal"/>
+    <w:basedOn w:val="Standard"/>
     <w:uiPriority w:val="34"/>
     <w:qFormat/>
     <w:rsid w:val="00F97E56"/>
@@ -1549,10 +2493,10 @@
       <w:contextualSpacing/>
     </w:pPr>
   </w:style>
-  <w:style w:type="paragraph" w:styleId="Header">
+  <w:style w:type="paragraph" w:styleId="Kopfzeile">
     <w:name w:val="header"/>
-    <w:basedOn w:val="Normal"/>
-    <w:link w:val="HeaderChar"/>
+    <w:basedOn w:val="Standard"/>
+    <w:link w:val="KopfzeileZchn"/>
     <w:uiPriority w:val="99"/>
     <w:unhideWhenUsed/>
     <w:rsid w:val="008109C0"/>
@@ -1564,17 +2508,17 @@
       <w:spacing w:after="0" w:line="240" w:lineRule="auto"/>
     </w:pPr>
   </w:style>
-  <w:style w:type="character" w:customStyle="1" w:styleId="HeaderChar">
-    <w:name w:val="Header Char"/>
-    <w:basedOn w:val="DefaultParagraphFont"/>
-    <w:link w:val="Header"/>
+  <w:style w:type="character" w:customStyle="1" w:styleId="KopfzeileZchn">
+    <w:name w:val="Kopfzeile Zchn"/>
+    <w:basedOn w:val="Absatz-Standardschriftart"/>
+    <w:link w:val="Kopfzeile"/>
     <w:uiPriority w:val="99"/>
     <w:rsid w:val="008109C0"/>
   </w:style>
-  <w:style w:type="paragraph" w:styleId="Footer">
+  <w:style w:type="paragraph" w:styleId="Fuzeile">
     <w:name w:val="footer"/>
-    <w:basedOn w:val="Normal"/>
-    <w:link w:val="FooterChar"/>
+    <w:basedOn w:val="Standard"/>
+    <w:link w:val="FuzeileZchn"/>
     <w:uiPriority w:val="99"/>
     <w:unhideWhenUsed/>
     <w:rsid w:val="008109C0"/>
@@ -1586,12 +2530,96 @@
       <w:spacing w:after="0" w:line="240" w:lineRule="auto"/>
     </w:pPr>
   </w:style>
-  <w:style w:type="character" w:customStyle="1" w:styleId="FooterChar">
-    <w:name w:val="Footer Char"/>
-    <w:basedOn w:val="DefaultParagraphFont"/>
-    <w:link w:val="Footer"/>
+  <w:style w:type="character" w:customStyle="1" w:styleId="FuzeileZchn">
+    <w:name w:val="Fußzeile Zchn"/>
+    <w:basedOn w:val="Absatz-Standardschriftart"/>
+    <w:link w:val="Fuzeile"/>
     <w:uiPriority w:val="99"/>
     <w:rsid w:val="008109C0"/>
+  </w:style>
+  <w:style w:type="character" w:styleId="Hyperlink">
+    <w:name w:val="Hyperlink"/>
+    <w:basedOn w:val="Absatz-Standardschriftart"/>
+    <w:uiPriority w:val="99"/>
+    <w:unhideWhenUsed/>
+    <w:rsid w:val="00F53C77"/>
+    <w:rPr>
+      <w:color w:val="0563C1" w:themeColor="hyperlink"/>
+      <w:u w:val="single"/>
+    </w:rPr>
+  </w:style>
+  <w:style w:type="character" w:styleId="NichtaufgelsteErwhnung">
+    <w:name w:val="Unresolved Mention"/>
+    <w:basedOn w:val="Absatz-Standardschriftart"/>
+    <w:uiPriority w:val="99"/>
+    <w:semiHidden/>
+    <w:unhideWhenUsed/>
+    <w:rsid w:val="00F53C77"/>
+    <w:rPr>
+      <w:color w:val="605E5C"/>
+      <w:shd w:val="clear" w:color="auto" w:fill="E1DFDD"/>
+    </w:rPr>
+  </w:style>
+  <w:style w:type="table" w:styleId="Listentabelle1hell">
+    <w:name w:val="List Table 1 Light"/>
+    <w:basedOn w:val="NormaleTabelle"/>
+    <w:uiPriority w:val="46"/>
+    <w:rsid w:val="005D2BDF"/>
+    <w:pPr>
+      <w:spacing w:after="0" w:line="240" w:lineRule="auto"/>
+    </w:pPr>
+    <w:tblPr>
+      <w:tblStyleRowBandSize w:val="1"/>
+      <w:tblStyleColBandSize w:val="1"/>
+    </w:tblPr>
+    <w:tblStylePr w:type="firstRow">
+      <w:rPr>
+        <w:b/>
+        <w:bCs/>
+      </w:rPr>
+      <w:tblPr/>
+      <w:tcPr>
+        <w:tcBorders>
+          <w:bottom w:val="single" w:sz="4" w:space="0" w:color="666666" w:themeColor="text1" w:themeTint="99"/>
+        </w:tcBorders>
+      </w:tcPr>
+    </w:tblStylePr>
+    <w:tblStylePr w:type="lastRow">
+      <w:rPr>
+        <w:b/>
+        <w:bCs/>
+      </w:rPr>
+      <w:tblPr/>
+      <w:tcPr>
+        <w:tcBorders>
+          <w:top w:val="single" w:sz="4" w:space="0" w:color="666666" w:themeColor="text1" w:themeTint="99"/>
+        </w:tcBorders>
+      </w:tcPr>
+    </w:tblStylePr>
+    <w:tblStylePr w:type="firstCol">
+      <w:rPr>
+        <w:b/>
+        <w:bCs/>
+      </w:rPr>
+    </w:tblStylePr>
+    <w:tblStylePr w:type="lastCol">
+      <w:rPr>
+        <w:b/>
+        <w:bCs/>
+      </w:rPr>
+    </w:tblStylePr>
+    <w:tblStylePr w:type="band1Vert">
+      <w:tblPr/>
+      <w:tcPr>
+        <w:shd w:val="clear" w:color="auto" w:fill="CCCCCC" w:themeFill="text1" w:themeFillTint="33"/>
+      </w:tcPr>
+    </w:tblStylePr>
+    <w:tblStylePr w:type="band1Horz">
+      <w:tblPr/>
+      <w:tcPr>
+        <w:shd w:val="clear" w:color="auto" w:fill="CCCCCC" w:themeFill="text1" w:themeFillTint="33"/>
+      </w:tcPr>
+    </w:tblStylePr>
   </w:style>
 </w:styles>
 </file>
@@ -1889,4 +2917,221 @@
     </a:ext>
   </a:extLst>
 </a:theme>
+</file>
+
+<file path=customXml/item1.xml><?xml version="1.0" encoding="utf-8"?>
+<b:Sources xmlns:b="http://schemas.openxmlformats.org/officeDocument/2006/bibliography" xmlns="http://schemas.openxmlformats.org/officeDocument/2006/bibliography" SelectedStyle="\APASixthEditionOfficeOnline.xsl" StyleName="APA" Version="6"/>
+</file>
+
+<file path=customXml/item2.xml><?xml version="1.0" encoding="utf-8"?>
+<ct:contentTypeSchema xmlns:ct="http://schemas.microsoft.com/office/2006/metadata/contentType" xmlns:ma="http://schemas.microsoft.com/office/2006/metadata/properties/metaAttributes" ct:_="" ma:_="" ma:contentTypeName="Dokument" ma:contentTypeID="0x0101007A9E6D63A99F9C43A02979B121C777EA" ma:contentTypeVersion="9" ma:contentTypeDescription="Ein neues Dokument erstellen." ma:contentTypeScope="" ma:versionID="559513ee8bac2a2c2fb9a0a0498da594">
+  <xsd:schema xmlns:xsd="http://www.w3.org/2001/XMLSchema" xmlns:xs="http://www.w3.org/2001/XMLSchema" xmlns:p="http://schemas.microsoft.com/office/2006/metadata/properties" xmlns:ns2="fc235c0e-72f3-44b5-b0da-fefce04bdbba" targetNamespace="http://schemas.microsoft.com/office/2006/metadata/properties" ma:root="true" ma:fieldsID="db6ec7e3bab63dde665d6656f7ba9e6a" ns2:_="">
+    <xsd:import namespace="fc235c0e-72f3-44b5-b0da-fefce04bdbba"/>
+    <xsd:element name="properties">
+      <xsd:complexType>
+        <xsd:sequence>
+          <xsd:element name="documentManagement">
+            <xsd:complexType>
+              <xsd:all>
+                <xsd:element ref="ns2:MediaServiceMetadata" minOccurs="0"/>
+                <xsd:element ref="ns2:MediaServiceFastMetadata" minOccurs="0"/>
+                <xsd:element ref="ns2:MediaServiceAutoTags" minOccurs="0"/>
+                <xsd:element ref="ns2:MediaServiceOCR" minOccurs="0"/>
+                <xsd:element ref="ns2:MediaServiceGenerationTime" minOccurs="0"/>
+                <xsd:element ref="ns2:MediaServiceEventHashCode" minOccurs="0"/>
+                <xsd:element ref="ns2:MediaServiceDateTaken" minOccurs="0"/>
+                <xsd:element ref="ns2:MediaServiceAutoKeyPoints" minOccurs="0"/>
+                <xsd:element ref="ns2:MediaServiceKeyPoints" minOccurs="0"/>
+              </xsd:all>
+            </xsd:complexType>
+          </xsd:element>
+        </xsd:sequence>
+      </xsd:complexType>
+    </xsd:element>
+  </xsd:schema>
+  <xsd:schema xmlns:xsd="http://www.w3.org/2001/XMLSchema" xmlns:xs="http://www.w3.org/2001/XMLSchema" xmlns:dms="http://schemas.microsoft.com/office/2006/documentManagement/types" xmlns:pc="http://schemas.microsoft.com/office/infopath/2007/PartnerControls" targetNamespace="fc235c0e-72f3-44b5-b0da-fefce04bdbba" elementFormDefault="qualified">
+    <xsd:import namespace="http://schemas.microsoft.com/office/2006/documentManagement/types"/>
+    <xsd:import namespace="http://schemas.microsoft.com/office/infopath/2007/PartnerControls"/>
+    <xsd:element name="MediaServiceMetadata" ma:index="8" nillable="true" ma:displayName="MediaServiceMetadata" ma:hidden="true" ma:internalName="MediaServiceMetadata" ma:readOnly="true">
+      <xsd:simpleType>
+        <xsd:restriction base="dms:Note"/>
+      </xsd:simpleType>
+    </xsd:element>
+    <xsd:element name="MediaServiceFastMetadata" ma:index="9" nillable="true" ma:displayName="MediaServiceFastMetadata" ma:hidden="true" ma:internalName="MediaServiceFastMetadata" ma:readOnly="true">
+      <xsd:simpleType>
+        <xsd:restriction base="dms:Note"/>
+      </xsd:simpleType>
+    </xsd:element>
+    <xsd:element name="MediaServiceAutoTags" ma:index="10" nillable="true" ma:displayName="Tags" ma:internalName="MediaServiceAutoTags" ma:readOnly="true">
+      <xsd:simpleType>
+        <xsd:restriction base="dms:Text"/>
+      </xsd:simpleType>
+    </xsd:element>
+    <xsd:element name="MediaServiceOCR" ma:index="11" nillable="true" ma:displayName="Extracted Text" ma:internalName="MediaServiceOCR" ma:readOnly="true">
+      <xsd:simpleType>
+        <xsd:restriction base="dms:Note">
+          <xsd:maxLength value="255"/>
+        </xsd:restriction>
+      </xsd:simpleType>
+    </xsd:element>
+    <xsd:element name="MediaServiceGenerationTime" ma:index="12" nillable="true" ma:displayName="MediaServiceGenerationTime" ma:hidden="true" ma:internalName="MediaServiceGenerationTime" ma:readOnly="true">
+      <xsd:simpleType>
+        <xsd:restriction base="dms:Text"/>
+      </xsd:simpleType>
+    </xsd:element>
+    <xsd:element name="MediaServiceEventHashCode" ma:index="13" nillable="true" ma:displayName="MediaServiceEventHashCode" ma:hidden="true" ma:internalName="MediaServiceEventHashCode" ma:readOnly="true">
+      <xsd:simpleType>
+        <xsd:restriction base="dms:Text"/>
+      </xsd:simpleType>
+    </xsd:element>
+    <xsd:element name="MediaServiceDateTaken" ma:index="14" nillable="true" ma:displayName="MediaServiceDateTaken" ma:hidden="true" ma:internalName="MediaServiceDateTaken" ma:readOnly="true">
+      <xsd:simpleType>
+        <xsd:restriction base="dms:Text"/>
+      </xsd:simpleType>
+    </xsd:element>
+    <xsd:element name="MediaServiceAutoKeyPoints" ma:index="15" nillable="true" ma:displayName="MediaServiceAutoKeyPoints" ma:hidden="true" ma:internalName="MediaServiceAutoKeyPoints" ma:readOnly="true">
+      <xsd:simpleType>
+        <xsd:restriction base="dms:Note"/>
+      </xsd:simpleType>
+    </xsd:element>
+    <xsd:element name="MediaServiceKeyPoints" ma:index="16" nillable="true" ma:displayName="KeyPoints" ma:internalName="MediaServiceKeyPoints" ma:readOnly="true">
+      <xsd:simpleType>
+        <xsd:restriction base="dms:Note">
+          <xsd:maxLength value="255"/>
+        </xsd:restriction>
+      </xsd:simpleType>
+    </xsd:element>
+  </xsd:schema>
+  <xsd:schema xmlns="http://schemas.openxmlformats.org/package/2006/metadata/core-properties" xmlns:xsd="http://www.w3.org/2001/XMLSchema" xmlns:xsi="http://www.w3.org/2001/XMLSchema-instance" xmlns:dc="http://purl.org/dc/elements/1.1/" xmlns:dcterms="http://purl.org/dc/terms/" xmlns:odoc="http://schemas.microsoft.com/internal/obd" targetNamespace="http://schemas.openxmlformats.org/package/2006/metadata/core-properties" elementFormDefault="qualified" attributeFormDefault="unqualified" blockDefault="#all">
+    <xsd:import namespace="http://purl.org/dc/elements/1.1/" schemaLocation="http://dublincore.org/schemas/xmls/qdc/2003/04/02/dc.xsd"/>
+    <xsd:import namespace="http://purl.org/dc/terms/" schemaLocation="http://dublincore.org/schemas/xmls/qdc/2003/04/02/dcterms.xsd"/>
+    <xsd:element name="coreProperties" type="CT_coreProperties"/>
+    <xsd:complexType name="CT_coreProperties">
+      <xsd:all>
+        <xsd:element ref="dc:creator" minOccurs="0" maxOccurs="1"/>
+        <xsd:element ref="dcterms:created" minOccurs="0" maxOccurs="1"/>
+        <xsd:element ref="dc:identifier" minOccurs="0" maxOccurs="1"/>
+        <xsd:element name="contentType" minOccurs="0" maxOccurs="1" type="xsd:string" ma:index="0" ma:displayName="Inhaltstyp"/>
+        <xsd:element ref="dc:title" minOccurs="0" maxOccurs="1" ma:index="4" ma:displayName="Titel"/>
+        <xsd:element ref="dc:subject" minOccurs="0" maxOccurs="1"/>
+        <xsd:element ref="dc:description" minOccurs="0" maxOccurs="1"/>
+        <xsd:element name="keywords" minOccurs="0" maxOccurs="1" type="xsd:string"/>
+        <xsd:element ref="dc:language" minOccurs="0" maxOccurs="1"/>
+        <xsd:element name="category" minOccurs="0" maxOccurs="1" type="xsd:string"/>
+        <xsd:element name="version" minOccurs="0" maxOccurs="1" type="xsd:string"/>
+        <xsd:element name="revision" minOccurs="0" maxOccurs="1" type="xsd:string">
+          <xsd:annotation>
+            <xsd:documentation>
+                        This value indicates the number of saves or revisions. The application is responsible for updating this value after each revision.
+                    </xsd:documentation>
+          </xsd:annotation>
+        </xsd:element>
+        <xsd:element name="lastModifiedBy" minOccurs="0" maxOccurs="1" type="xsd:string"/>
+        <xsd:element ref="dcterms:modified" minOccurs="0" maxOccurs="1"/>
+        <xsd:element name="contentStatus" minOccurs="0" maxOccurs="1" type="xsd:string"/>
+      </xsd:all>
+    </xsd:complexType>
+  </xsd:schema>
+  <xs:schema xmlns:pc="http://schemas.microsoft.com/office/infopath/2007/PartnerControls" xmlns:xs="http://www.w3.org/2001/XMLSchema" targetNamespace="http://schemas.microsoft.com/office/infopath/2007/PartnerControls" elementFormDefault="qualified" attributeFormDefault="unqualified">
+    <xs:element name="Person">
+      <xs:complexType>
+        <xs:sequence>
+          <xs:element ref="pc:DisplayName" minOccurs="0"/>
+          <xs:element ref="pc:AccountId" minOccurs="0"/>
+          <xs:element ref="pc:AccountType" minOccurs="0"/>
+        </xs:sequence>
+      </xs:complexType>
+    </xs:element>
+    <xs:element name="DisplayName" type="xs:string"/>
+    <xs:element name="AccountId" type="xs:string"/>
+    <xs:element name="AccountType" type="xs:string"/>
+    <xs:element name="BDCAssociatedEntity">
+      <xs:complexType>
+        <xs:sequence>
+          <xs:element ref="pc:BDCEntity" minOccurs="0" maxOccurs="unbounded"/>
+        </xs:sequence>
+        <xs:attribute ref="pc:EntityNamespace"/>
+        <xs:attribute ref="pc:EntityName"/>
+        <xs:attribute ref="pc:SystemInstanceName"/>
+        <xs:attribute ref="pc:AssociationName"/>
+      </xs:complexType>
+    </xs:element>
+    <xs:attribute name="EntityNamespace" type="xs:string"/>
+    <xs:attribute name="EntityName" type="xs:string"/>
+    <xs:attribute name="SystemInstanceName" type="xs:string"/>
+    <xs:attribute name="AssociationName" type="xs:string"/>
+    <xs:element name="BDCEntity">
+      <xs:complexType>
+        <xs:sequence>
+          <xs:element ref="pc:EntityDisplayName" minOccurs="0"/>
+          <xs:element ref="pc:EntityInstanceReference" minOccurs="0"/>
+          <xs:element ref="pc:EntityId1" minOccurs="0"/>
+          <xs:element ref="pc:EntityId2" minOccurs="0"/>
+          <xs:element ref="pc:EntityId3" minOccurs="0"/>
+          <xs:element ref="pc:EntityId4" minOccurs="0"/>
+          <xs:element ref="pc:EntityId5" minOccurs="0"/>
+        </xs:sequence>
+      </xs:complexType>
+    </xs:element>
+    <xs:element name="EntityDisplayName" type="xs:string"/>
+    <xs:element name="EntityInstanceReference" type="xs:string"/>
+    <xs:element name="EntityId1" type="xs:string"/>
+    <xs:element name="EntityId2" type="xs:string"/>
+    <xs:element name="EntityId3" type="xs:string"/>
+    <xs:element name="EntityId4" type="xs:string"/>
+    <xs:element name="EntityId5" type="xs:string"/>
+    <xs:element name="Terms">
+      <xs:complexType>
+        <xs:sequence>
+          <xs:element ref="pc:TermInfo" minOccurs="0" maxOccurs="unbounded"/>
+        </xs:sequence>
+      </xs:complexType>
+    </xs:element>
+    <xs:element name="TermInfo">
+      <xs:complexType>
+        <xs:sequence>
+          <xs:element ref="pc:TermName" minOccurs="0"/>
+          <xs:element ref="pc:TermId" minOccurs="0"/>
+        </xs:sequence>
+      </xs:complexType>
+    </xs:element>
+    <xs:element name="TermName" type="xs:string"/>
+    <xs:element name="TermId" type="xs:string"/>
+  </xs:schema>
+</ct:contentTypeSchema>
+</file>
+
+<file path=customXml/item3.xml><?xml version="1.0" encoding="utf-8"?>
+<?mso-contentType ?>
+<FormTemplates xmlns="http://schemas.microsoft.com/sharepoint/v3/contenttype/forms">
+  <Display>DocumentLibraryForm</Display>
+  <Edit>DocumentLibraryForm</Edit>
+  <New>DocumentLibraryForm</New>
+</FormTemplates>
+</file>
+
+<file path=customXml/item4.xml><?xml version="1.0" encoding="utf-8"?>
+<p:properties xmlns:p="http://schemas.microsoft.com/office/2006/metadata/properties" xmlns:xsi="http://www.w3.org/2001/XMLSchema-instance" xmlns:pc="http://schemas.microsoft.com/office/infopath/2007/PartnerControls">
+  <documentManagement/>
+</p:properties>
+</file>
+
+<file path=customXml/itemProps1.xml><?xml version="1.0" encoding="utf-8"?>
+<ds:datastoreItem xmlns:ds="http://schemas.openxmlformats.org/officeDocument/2006/customXml" ds:itemID="{200822B9-EE86-4BAD-A615-AABD9F8FD6B2}">
+  <ds:schemaRefs>
+    <ds:schemaRef ds:uri="http://schemas.openxmlformats.org/officeDocument/2006/bibliography"/>
+  </ds:schemaRefs>
+</ds:datastoreItem>
+</file>
+
+<file path=customXml/itemProps2.xml><?xml version="1.0" encoding="utf-8"?>
+<ds:datastoreItem xmlns:ds="http://schemas.openxmlformats.org/officeDocument/2006/customXml" ds:itemID="{F00DEFB6-F013-47C7-BF00-490A77BAE7BC}"/>
+</file>
+
+<file path=customXml/itemProps3.xml><?xml version="1.0" encoding="utf-8"?>
+<ds:datastoreItem xmlns:ds="http://schemas.openxmlformats.org/officeDocument/2006/customXml" ds:itemID="{A51F7B6C-5F8B-43E0-A932-A04833192A2D}"/>
+</file>
+
+<file path=customXml/itemProps4.xml><?xml version="1.0" encoding="utf-8"?>
+<ds:datastoreItem xmlns:ds="http://schemas.openxmlformats.org/officeDocument/2006/customXml" ds:itemID="{F1D1E169-AE1D-4CA4-89E6-85D78CB5258C}"/>
 </file>